--- a/docs/TrademarkImage_Felhasznaloi_kezikonyv_HU.docx
+++ b/docs/TrademarkImage_Felhasznaloi_kezikonyv_HU.docx
@@ -12,7 +12,7 @@
           <w:color w:val="1F3A5F"/>
           <w:sz w:val="48"/>
         </w:rPr>
-        <w:t>Trademark Image Checker</w:t>
+        <w:t>Védjegykép-ellenőrző</w:t>
       </w:r>
     </w:p>
     <w:p>
@@ -24,7 +24,7 @@
           <w:color w:val="555555"/>
           <w:sz w:val="24"/>
         </w:rPr>
-        <w:t>Felhasználói kézikönyv (1.0.0 verzió)</w:t>
+        <w:t>Felhasználói kézikönyv (Trademark Image Checker, 1.1.0 verzió)</w:t>
       </w:r>
     </w:p>
     <w:p>
@@ -37,7 +37,7 @@
     </w:p>
     <w:p>
       <w:r>
-        <w:t>A Trademark Image Checker egy képfájlról megállapítja, hogy megfelel-e a beállított feltételeknek (fájlméret, képméret pixelben, felbontás, képtípus), például egy védjegybejelentéshez feltöltendő kép követelményeinek. Ha a kép nem felel meg, a program segít beállítani a megfelelő értékeket, majd elkészíti és elmenti az átalakított képet.</w:t>
+        <w:t>A Védjegykép-ellenőrző egy képfájlról megállapítja, hogy megfelel-e a beállított feltételeknek (fájlméret, képméret pixelben, felbontás, képtípus), például egy védjegybejelentéshez feltöltendő kép követelményeinek. Ha a kép nem felel meg, a program segít beállítani a megfelelő értékeket, majd elkészíti és elmenti az átalakított képet.</w:t>
       </w:r>
     </w:p>
     <w:p>
@@ -127,11 +127,170 @@
     <w:p>
       <w:pPr>
         <w:spacing w:after="0"/>
+        <w:ind w:left="360"/>
+      </w:pPr>
+      <w:r>
+        <w:rPr>
+          <w:rFonts w:ascii="Consolas" w:hAnsi="Consolas" w:eastAsia="Consolas"/>
+          <w:sz w:val="19"/>
+        </w:rPr>
+        <w:t>TrademarkImage.exe --lang en</w:t>
+      </w:r>
+    </w:p>
+    <w:p>
+      <w:pPr>
+        <w:spacing w:after="0"/>
+        <w:ind w:left="360"/>
+      </w:pPr>
+      <w:r>
+        <w:rPr>
+          <w:rFonts w:ascii="Consolas" w:hAnsi="Consolas" w:eastAsia="Consolas"/>
+          <w:sz w:val="19"/>
+        </w:rPr>
+        <w:t>TrademarkImage.exe --locals sajat_szovegek.json</w:t>
+      </w:r>
+    </w:p>
+    <w:p>
+      <w:pPr>
+        <w:spacing w:after="0"/>
       </w:pPr>
     </w:p>
+    <w:tbl>
+      <w:tblPr>
+        <w:tblStyle w:val="TableGrid"/>
+        <w:tblW w:type="auto" w:w="0"/>
+        <w:tblLayout w:type="fixed"/>
+        <w:tblLook w:firstColumn="1" w:firstRow="1" w:lastColumn="0" w:lastRow="0" w:noHBand="0" w:noVBand="1" w:val="04A0"/>
+      </w:tblPr>
+      <w:tblGrid>
+        <w:gridCol w:w="2200"/>
+        <w:gridCol w:w="7200"/>
+      </w:tblGrid>
+      <w:tr>
+        <w:tc>
+          <w:tcPr>
+            <w:tcW w:type="dxa" w:w="2200"/>
+            <w:shd w:val="clear" w:color="auto" w:fill="D9E2F3"/>
+          </w:tcPr>
+          <w:p>
+            <w:r/>
+            <w:r>
+              <w:rPr>
+                <w:b/>
+              </w:rPr>
+              <w:t>Paraméter</w:t>
+            </w:r>
+          </w:p>
+        </w:tc>
+        <w:tc>
+          <w:tcPr>
+            <w:tcW w:type="dxa" w:w="7200"/>
+            <w:shd w:val="clear" w:color="auto" w:fill="D9E2F3"/>
+          </w:tcPr>
+          <w:p>
+            <w:r/>
+            <w:r>
+              <w:rPr>
+                <w:b/>
+              </w:rPr>
+              <w:t>Jelentése</w:t>
+            </w:r>
+          </w:p>
+        </w:tc>
+      </w:tr>
+      <w:tr>
+        <w:tc>
+          <w:tcPr>
+            <w:tcW w:type="dxa" w:w="2200"/>
+          </w:tcPr>
+          <w:p>
+            <w:r>
+              <w:t>--config FÁJL</w:t>
+            </w:r>
+          </w:p>
+        </w:tc>
+        <w:tc>
+          <w:tcPr>
+            <w:tcW w:type="dxa" w:w="7200"/>
+          </w:tcPr>
+          <w:p>
+            <w:r>
+              <w:t>A feltételeket tartalmazó JSON fájl (alapértelmezés: criterias.json az indítási könyvtárban).</w:t>
+            </w:r>
+          </w:p>
+        </w:tc>
+      </w:tr>
+      <w:tr>
+        <w:tc>
+          <w:tcPr>
+            <w:tcW w:type="dxa" w:w="2200"/>
+          </w:tcPr>
+          <w:p>
+            <w:r>
+              <w:t>--lang KÓD</w:t>
+            </w:r>
+          </w:p>
+        </w:tc>
+        <w:tc>
+          <w:tcPr>
+            <w:tcW w:type="dxa" w:w="7200"/>
+          </w:tcPr>
+          <w:p>
+            <w:r>
+              <w:t>A felület nyelve: hu (magyar) vagy en (angol), illetve bármely további, a locals.json-ba felvett nyelv kódja.</w:t>
+            </w:r>
+          </w:p>
+        </w:tc>
+      </w:tr>
+      <w:tr>
+        <w:tc>
+          <w:tcPr>
+            <w:tcW w:type="dxa" w:w="2200"/>
+          </w:tcPr>
+          <w:p>
+            <w:r>
+              <w:t>--locals FÁJL</w:t>
+            </w:r>
+          </w:p>
+        </w:tc>
+        <w:tc>
+          <w:tcPr>
+            <w:tcW w:type="dxa" w:w="7200"/>
+          </w:tcPr>
+          <w:p>
+            <w:r>
+              <w:t>Saját szövegfájl (alapértelmezés: locals.json az indítási könyvtárban, ha van).</w:t>
+            </w:r>
+          </w:p>
+        </w:tc>
+      </w:tr>
+      <w:tr>
+        <w:tc>
+          <w:tcPr>
+            <w:tcW w:type="dxa" w:w="2200"/>
+          </w:tcPr>
+          <w:p>
+            <w:r>
+              <w:t>KÉP</w:t>
+            </w:r>
+          </w:p>
+        </w:tc>
+        <w:tc>
+          <w:tcPr>
+            <w:tcW w:type="dxa" w:w="7200"/>
+          </w:tcPr>
+          <w:p>
+            <w:r>
+              <w:t>Induláskor megnyitandó képfájl.</w:t>
+            </w:r>
+          </w:p>
+        </w:tc>
+      </w:tr>
+    </w:tbl>
+    <w:p/>
     <w:p>
       <w:r>
-        <w:t>Ha az indítási könyvtárban van criterias.json nevű fájl, a program induláskor abból tölti be a feltételeket. A --config paraméterrel más fájl is megadható. Ha nincs ilyen fájl, a program az alapértelmezett feltételekkel dolgozik.</w:t>
+        <w:t>Ha az indítási könyvtárban van criterias.json nevű fájl, a program induláskor abból tölti be a feltételeket. Ha nincs ilyen fájl, az alapértelmezett feltételekkel dolgozik.</w:t>
       </w:r>
     </w:p>
     <w:p>
@@ -192,7 +351,7 @@
           </w:tcPr>
           <w:p>
             <w:r>
-              <w:t>Criteria (bal oldal)</w:t>
+              <w:t>Nyelv (jobb felső sarok)</w:t>
             </w:r>
           </w:p>
         </w:tc>
@@ -202,7 +361,29 @@
           </w:tcPr>
           <w:p>
             <w:r>
-              <w:t>A feltételek beállítása, az Apply (alkalmaz), Load criteria... (betöltés) és Save criteria as... (mentés másként) gombok. Alul látható, melyik fájlból származnak a feltételek.</w:t>
+              <w:t>A felület nyelvének kiválasztása (Magyar / English).</w:t>
+            </w:r>
+          </w:p>
+        </w:tc>
+      </w:tr>
+      <w:tr>
+        <w:tc>
+          <w:tcPr>
+            <w:tcW w:type="dxa" w:w="2600"/>
+          </w:tcPr>
+          <w:p>
+            <w:r>
+              <w:t>Feltételek (bal oldal)</w:t>
+            </w:r>
+          </w:p>
+        </w:tc>
+        <w:tc>
+          <w:tcPr>
+            <w:tcW w:type="dxa" w:w="6800"/>
+          </w:tcPr>
+          <w:p>
+            <w:r>
+              <w:t>A feltételek beállítása, valamint az Alkalmaz, a Feltételek betöltése... és a Feltételek mentése másként... gomb. Alul látható, melyik fájlból származnak a feltételek.</w:t>
             </w:r>
           </w:p>
         </w:tc>
@@ -246,7 +427,7 @@
           </w:tcPr>
           <w:p>
             <w:r>
-              <w:t>Fájlnév, formátum, mód, méret pixelben, felbontás (DPI), fájlméret.</w:t>
+              <w:t>Fájl, formátum, mód, méret pixelben, felbontás (DPI), fájlméret.</w:t>
             </w:r>
           </w:p>
         </w:tc>
@@ -268,7 +449,7 @@
           </w:tcPr>
           <w:p>
             <w:r>
-              <w:t>Zöld OK gomb vagy a nem teljesülő feltételek piros gombjai és a Convert and save... (átalakítás és mentés) gomb.</w:t>
+              <w:t>Zöld OK gomb, vagy a nem teljesülő feltételek piros gombjai és az Átalakítás és mentés... gomb.</w:t>
             </w:r>
           </w:p>
         </w:tc>
@@ -280,20 +461,190 @@
         <w:pStyle w:val="Heading1"/>
       </w:pPr>
       <w:r>
-        <w:t>4. Kép betöltése</w:t>
+        <w:t>4. A felület nyelve</w:t>
+      </w:r>
+    </w:p>
+    <w:p>
+      <w:r>
+        <w:t>A program alapértelmezés szerint magyarul indul. A nyelv a főablak jobb felső sarkában, a Nyelv listában bármikor átváltható; ilyenkor a betöltött kép és a már beállított értékek megmaradnak. A választás csak az adott futásra érvényes. Ha a program mindig más nyelven induljon, használja a --lang paramétert, vagy írja át a locals.json fájlban a "default_language" értékét (pl. "en").</w:t>
+      </w:r>
+    </w:p>
+    <w:p>
+      <w:pPr>
+        <w:pStyle w:val="Heading2"/>
+      </w:pPr>
+      <w:r>
+        <w:t>4.1 Szövegek módosítása, új nyelv felvétele</w:t>
+      </w:r>
+    </w:p>
+    <w:p>
+      <w:r>
+        <w:t>A program összes szövege a locals.json fájlban van, amely az exe mellett található, és Jegyzettömbbel szerkeszthető (UTF-8 kódolással mentse). Felépítése:</w:t>
+      </w:r>
+    </w:p>
+    <w:p>
+      <w:pPr>
+        <w:spacing w:after="0"/>
+        <w:ind w:left="360"/>
+      </w:pPr>
+      <w:r>
+        <w:rPr>
+          <w:rFonts w:ascii="Consolas" w:hAnsi="Consolas" w:eastAsia="Consolas"/>
+          <w:sz w:val="19"/>
+        </w:rPr>
+        <w:t>{</w:t>
+      </w:r>
+    </w:p>
+    <w:p>
+      <w:pPr>
+        <w:spacing w:after="0"/>
+        <w:ind w:left="360"/>
+      </w:pPr>
+      <w:r>
+        <w:rPr>
+          <w:rFonts w:ascii="Consolas" w:hAnsi="Consolas" w:eastAsia="Consolas"/>
+          <w:sz w:val="19"/>
+        </w:rPr>
+        <w:t xml:space="preserve">  "default_language": "hu",</w:t>
+      </w:r>
+    </w:p>
+    <w:p>
+      <w:pPr>
+        <w:spacing w:after="0"/>
+        <w:ind w:left="360"/>
+      </w:pPr>
+      <w:r>
+        <w:rPr>
+          <w:rFonts w:ascii="Consolas" w:hAnsi="Consolas" w:eastAsia="Consolas"/>
+          <w:sz w:val="19"/>
+        </w:rPr>
+        <w:t xml:space="preserve">  "languages": {</w:t>
+      </w:r>
+    </w:p>
+    <w:p>
+      <w:pPr>
+        <w:spacing w:after="0"/>
+        <w:ind w:left="360"/>
+      </w:pPr>
+      <w:r>
+        <w:rPr>
+          <w:rFonts w:ascii="Consolas" w:hAnsi="Consolas" w:eastAsia="Consolas"/>
+          <w:sz w:val="19"/>
+        </w:rPr>
+        <w:t xml:space="preserve">    "hu": { "language_name": "Magyar",  "prop.width": "Szélesség", ... },</w:t>
+      </w:r>
+    </w:p>
+    <w:p>
+      <w:pPr>
+        <w:spacing w:after="0"/>
+        <w:ind w:left="360"/>
+      </w:pPr>
+      <w:r>
+        <w:rPr>
+          <w:rFonts w:ascii="Consolas" w:hAnsi="Consolas" w:eastAsia="Consolas"/>
+          <w:sz w:val="19"/>
+        </w:rPr>
+        <w:t xml:space="preserve">    "en": { "language_name": "English", "prop.width": "Width", ... }</w:t>
+      </w:r>
+    </w:p>
+    <w:p>
+      <w:pPr>
+        <w:spacing w:after="0"/>
+        <w:ind w:left="360"/>
+      </w:pPr>
+      <w:r>
+        <w:rPr>
+          <w:rFonts w:ascii="Consolas" w:hAnsi="Consolas" w:eastAsia="Consolas"/>
+          <w:sz w:val="19"/>
+        </w:rPr>
+        <w:t xml:space="preserve">  }</w:t>
+      </w:r>
+    </w:p>
+    <w:p>
+      <w:pPr>
+        <w:spacing w:after="0"/>
+        <w:ind w:left="360"/>
+      </w:pPr>
+      <w:r>
+        <w:rPr>
+          <w:rFonts w:ascii="Consolas" w:hAnsi="Consolas" w:eastAsia="Consolas"/>
+          <w:sz w:val="19"/>
+        </w:rPr>
+        <w:t>}</w:t>
+      </w:r>
+    </w:p>
+    <w:p>
+      <w:pPr>
+        <w:spacing w:after="0"/>
+      </w:pPr>
+    </w:p>
+    <w:p>
+      <w:pPr>
+        <w:pStyle w:val="ListBullet"/>
+      </w:pPr>
+      <w:r>
+        <w:t>Egy szöveg módosításához írja át az idézőjelek közötti értéket a kettőspont után. A kulcsot (a kettőspont előtti részt) ne változtassa meg.</w:t>
+      </w:r>
+    </w:p>
+    <w:p>
+      <w:pPr>
+        <w:pStyle w:val="ListBullet"/>
+      </w:pPr>
+      <w:r>
+        <w:t>A kapcsos zárójelben lévő részeket (pl. {value}, {path}) a program tölti ki - ezeket változatlanul hagyja meg. A \n új sort jelent.</w:t>
+      </w:r>
+    </w:p>
+    <w:p>
+      <w:pPr>
+        <w:pStyle w:val="ListBullet"/>
+      </w:pPr>
+      <w:r>
+        <w:t>Új nyelv felvétele: másolja le az "en" blokkot, adjon neki új kódot (pl. "de"), írja át a "language_name" értékét (pl. "Deutsch"), majd fordítsa le a szövegeket. A program következő indításakor az új nyelv megjelenik a Nyelv listában.</w:t>
+      </w:r>
+    </w:p>
+    <w:p>
+      <w:pPr>
+        <w:pStyle w:val="ListBullet"/>
+      </w:pPr>
+      <w:r>
+        <w:t>Ha egy szöveg hiányzik egy nyelvből, a program az angol szöveget mutatja. Hibás fájl esetén figyelmeztetést ad, és a beépített szövegekkel dolgozik.</w:t>
+      </w:r>
+    </w:p>
+    <w:p>
+      <w:pPr>
+        <w:pStyle w:val="ListBullet"/>
+      </w:pPr>
+      <w:r>
+        <w:t>Elég csak a megváltoztatott szövegeket tartalmazó fájlt az exe mellé tenni: a program a beépített szövegekhez hozzáadja, illetve azokat felülírja vele.</w:t>
+      </w:r>
+    </w:p>
+    <w:p>
+      <w:pPr>
+        <w:pStyle w:val="Heading1"/>
+      </w:pPr>
+      <w:r>
+        <w:t>5. Kép betöltése</w:t>
       </w:r>
     </w:p>
     <w:p>
       <w:pPr>
         <w:pStyle w:val="ListNumber"/>
+        <w:numPr>
+          <w:ilvl w:val="0"/>
+          <w:numId w:val="10"/>
+        </w:numPr>
       </w:pPr>
       <w:r>
-        <w:t>Húzza a képfájlt a Windows Intézőből a „Drag and drop an image here” feliratú területre, vagy</w:t>
+        <w:t>Húzza a képfájlt a Windows Intézőből a „Húzzon ide egy képet” feliratú területre, vagy</w:t>
       </w:r>
     </w:p>
     <w:p>
       <w:pPr>
         <w:pStyle w:val="ListNumber"/>
+        <w:numPr>
+          <w:ilvl w:val="0"/>
+          <w:numId w:val="10"/>
+        </w:numPr>
       </w:pPr>
       <w:r>
         <w:t>kattintson a területre, és válassza ki a képet a megnyíló ablakban.</w:t>
@@ -309,7 +660,7 @@
         <w:pStyle w:val="Heading1"/>
       </w:pPr>
       <w:r>
-        <w:t>5. Az ellenőrzés eredménye</w:t>
+        <w:t>6. Az ellenőrzés eredménye</w:t>
       </w:r>
     </w:p>
     <w:p>
@@ -317,12 +668,12 @@
         <w:pStyle w:val="Heading2"/>
       </w:pPr>
       <w:r>
-        <w:t>5.1 A kép megfelel</w:t>
+        <w:t>6.1 A kép megfelel</w:t>
       </w:r>
     </w:p>
     <w:p>
       <w:r>
-        <w:t>Ha minden feltétel teljesül, egy zöld gomb jelenik meg: „OK - the image meets all criteria (click to exit)”. Erre kattintva a program bezárul, a képen nem változtat semmit.</w:t>
+        <w:t>Ha minden feltétel teljesül, egy zöld gomb jelenik meg: „OK - a kép minden feltételnek megfelel (kattintson a kilépéshez)”. Erre kattintva a program bezárul, a képen nem változtat semmit.</w:t>
       </w:r>
     </w:p>
     <w:p>
@@ -330,188 +681,41 @@
         <w:pStyle w:val="Heading2"/>
       </w:pPr>
       <w:r>
-        <w:t>5.2 A kép nem felel meg</w:t>
+        <w:t>6.2 A kép nem felel meg</w:t>
       </w:r>
     </w:p>
     <w:p>
       <w:r>
-        <w:t>Minden nem teljesülő feltételhez egy piros gomb tartozik, amelyen a feltétel neve, a kép jelenlegi értéke és zárójelben a követelmény olvasható, például: „Width: 4000 px (945-2835 px)”.</w:t>
+        <w:t>Minden nem teljesülő feltételhez egy piros gomb tartozik, amelyen a feltétel neve, a kép jelenlegi értéke és zárójelben a követelmény olvasható, például: „Szélesség: 4000 px (945-2835 px)”. A lehetséges gombok: Fájlméret, Szélesség, Magasság, Felbontás és Képtípus. A felbontásnál „nincs megadva” látható, ha a fájl nem tárol DPI értéket.</w:t>
       </w:r>
     </w:p>
-    <w:tbl>
-      <w:tblPr>
-        <w:tblStyle w:val="TableGrid"/>
-        <w:tblW w:type="auto" w:w="0"/>
-        <w:tblLayout w:type="fixed"/>
-        <w:tblLook w:firstColumn="1" w:firstRow="1" w:lastColumn="0" w:lastRow="0" w:noHBand="0" w:noVBand="1" w:val="04A0"/>
-      </w:tblPr>
-      <w:tblGrid>
-        <w:gridCol w:w="2600"/>
-        <w:gridCol w:w="6800"/>
-      </w:tblGrid>
-      <w:tr>
-        <w:tc>
-          <w:tcPr>
-            <w:tcW w:type="dxa" w:w="2600"/>
-            <w:shd w:val="clear" w:color="auto" w:fill="D9E2F3"/>
-          </w:tcPr>
-          <w:p>
-            <w:r/>
-            <w:r>
-              <w:rPr>
-                <w:b/>
-              </w:rPr>
-              <w:t>Gomb felirata</w:t>
-            </w:r>
-          </w:p>
-        </w:tc>
-        <w:tc>
-          <w:tcPr>
-            <w:tcW w:type="dxa" w:w="6800"/>
-            <w:shd w:val="clear" w:color="auto" w:fill="D9E2F3"/>
-          </w:tcPr>
-          <w:p>
-            <w:r/>
-            <w:r>
-              <w:rPr>
-                <w:b/>
-              </w:rPr>
-              <w:t>Jelentése</w:t>
-            </w:r>
-          </w:p>
-        </w:tc>
-      </w:tr>
-      <w:tr>
-        <w:tc>
-          <w:tcPr>
-            <w:tcW w:type="dxa" w:w="2600"/>
-          </w:tcPr>
-          <w:p>
-            <w:r>
-              <w:t>File size</w:t>
-            </w:r>
-          </w:p>
-        </w:tc>
-        <w:tc>
-          <w:tcPr>
-            <w:tcW w:type="dxa" w:w="6800"/>
-          </w:tcPr>
-          <w:p>
-            <w:r>
-              <w:t>Fájlméret (MB)</w:t>
-            </w:r>
-          </w:p>
-        </w:tc>
-      </w:tr>
-      <w:tr>
-        <w:tc>
-          <w:tcPr>
-            <w:tcW w:type="dxa" w:w="2600"/>
-          </w:tcPr>
-          <w:p>
-            <w:r>
-              <w:t>Width</w:t>
-            </w:r>
-          </w:p>
-        </w:tc>
-        <w:tc>
-          <w:tcPr>
-            <w:tcW w:type="dxa" w:w="6800"/>
-          </w:tcPr>
-          <w:p>
-            <w:r>
-              <w:t>Szélesség (pixel)</w:t>
-            </w:r>
-          </w:p>
-        </w:tc>
-      </w:tr>
-      <w:tr>
-        <w:tc>
-          <w:tcPr>
-            <w:tcW w:type="dxa" w:w="2600"/>
-          </w:tcPr>
-          <w:p>
-            <w:r>
-              <w:t>Height</w:t>
-            </w:r>
-          </w:p>
-        </w:tc>
-        <w:tc>
-          <w:tcPr>
-            <w:tcW w:type="dxa" w:w="6800"/>
-          </w:tcPr>
-          <w:p>
-            <w:r>
-              <w:t>Magasság (pixel)</w:t>
-            </w:r>
-          </w:p>
-        </w:tc>
-      </w:tr>
-      <w:tr>
-        <w:tc>
-          <w:tcPr>
-            <w:tcW w:type="dxa" w:w="2600"/>
-          </w:tcPr>
-          <w:p>
-            <w:r>
-              <w:t>Resolution</w:t>
-            </w:r>
-          </w:p>
-        </w:tc>
-        <w:tc>
-          <w:tcPr>
-            <w:tcW w:type="dxa" w:w="6800"/>
-          </w:tcPr>
-          <w:p>
-            <w:r>
-              <w:t>Felbontás (DPI); „not set”, ha a fájl nem tartalmaz felbontást</w:t>
-            </w:r>
-          </w:p>
-        </w:tc>
-      </w:tr>
-      <w:tr>
-        <w:tc>
-          <w:tcPr>
-            <w:tcW w:type="dxa" w:w="2600"/>
-          </w:tcPr>
-          <w:p>
-            <w:r>
-              <w:t>Image type</w:t>
-            </w:r>
-          </w:p>
-        </w:tc>
-        <w:tc>
-          <w:tcPr>
-            <w:tcW w:type="dxa" w:w="6800"/>
-          </w:tcPr>
-          <w:p>
-            <w:r>
-              <w:t>Képtípus (színmód)</w:t>
-            </w:r>
-          </w:p>
-        </w:tc>
-      </w:tr>
-    </w:tbl>
-    <w:p/>
     <w:p>
       <w:pPr>
         <w:pStyle w:val="Heading1"/>
       </w:pPr>
       <w:r>
-        <w:t>6. A hibás értékek javítása</w:t>
+        <w:t>7. A hibás értékek javítása</w:t>
       </w:r>
     </w:p>
     <w:p>
       <w:pPr>
         <w:pStyle w:val="ListNumber"/>
+        <w:numPr>
+          <w:ilvl w:val="0"/>
+          <w:numId w:val="11"/>
+        </w:numPr>
       </w:pPr>
       <w:r>
-        <w:t>Kattintson egy piros gombra. Megnyílik egy ablak, amely mutatja a jelenlegi értéket és a követelményt, az új érték mezője pedig egy megfelelő javaslattal van kitöltve.</w:t>
+        <w:t>Kattintson egy piros gombra. Megnyílik egy ablak, amely mutatja a jelenlegi értéket és a követelményt, az Új érték mező pedig egy megfelelő javaslattal van kitöltve.</w:t>
       </w:r>
     </w:p>
     <w:p>
       <w:pPr>
         <w:pStyle w:val="ListNumber"/>
+        <w:numPr>
+          <w:ilvl w:val="0"/>
+          <w:numId w:val="11"/>
+        </w:numPr>
       </w:pPr>
       <w:r>
         <w:t>Írja be (vagy fogadja el) a kívánt értéket, és nyomja meg az OK gombot.</w:t>
@@ -520,9 +724,13 @@
     <w:p>
       <w:pPr>
         <w:pStyle w:val="ListNumber"/>
+        <w:numPr>
+          <w:ilvl w:val="0"/>
+          <w:numId w:val="11"/>
+        </w:numPr>
       </w:pPr>
       <w:r>
-        <w:t>Ha az érték megfelel a feltételnek, a gomb fehér lesz, és az új értéket mutatja (pl. „Width: 4000 px -&gt; 2800 px”). Ha nem felel meg, hibaüzenet jelenik meg, és az ablak nyitva marad. A Cancel gombbal a változtatás elvethető, a gomb piros marad.</w:t>
+        <w:t>Ha az érték megfelel a feltételnek, a gomb fehér lesz, és az új értéket mutatja (pl. „Szélesség: 4000 px -&gt; 2800 px”). Ha nem felel meg, hibaüzenet jelenik meg, és az ablak nyitva marad. A Mégse gombbal a változtatás elvethető, a gomb piros marad.</w:t>
       </w:r>
     </w:p>
     <w:p>
@@ -536,7 +744,7 @@
         <w:t xml:space="preserve">Szélesség, magasság: </w:t>
       </w:r>
       <w:r>
-        <w:t>a „Keep aspect ratio” jelölőnégyzet bekapcsolva (alapértelmezés) a másik méretet is arányosan módosítja, így a kép nem torzul. Ha emiatt a másik méret kerül a megengedett tartományon kívülre, arra is megjelenik egy piros gomb. A felajánlott értékek - ha lehetséges - megtartják a képarányt.</w:t>
+        <w:t>a „Méretarány megtartása” jelölőnégyzet bekapcsolva (alapértelmezés) a másik méretet is arányosan módosítja, így a kép nem torzul. Ha emiatt a másik méret kerül a megengedett tartományon kívülre, arra is megjelenik egy piros gomb. A felajánlott értékek - ha lehetséges - megtartják a képarányt.</w:t>
       </w:r>
     </w:p>
     <w:p>
@@ -586,12 +794,12 @@
         <w:pStyle w:val="Heading1"/>
       </w:pPr>
       <w:r>
-        <w:t>7. Átalakítás és mentés</w:t>
+        <w:t>8. Átalakítás és mentés</w:t>
       </w:r>
     </w:p>
     <w:p>
       <w:r>
-        <w:t>Amikor az utolsó piros gomb is fehér lesz, a program automatikusan megnyitja a mentési ablakot. Ha ezt megszakítja, később a „Convert and save...” gombbal indíthatja újra.</w:t>
+        <w:t>Amikor az utolsó piros gomb is fehér lesz, a program automatikusan megnyitja a mentési ablakot. Ha ezt megszakítja, később az „Átalakítás és mentés...” gombbal indíthatja újra.</w:t>
       </w:r>
     </w:p>
     <w:p>
@@ -599,7 +807,7 @@
         <w:pStyle w:val="ListBullet"/>
       </w:pPr>
       <w:r>
-        <w:t>Az alapértelmezett formátum az eredeti fájl formátuma (ha az a választott képtípust tárolni tudja), az alapértelmezett fájlnév „&lt;eredeti név&gt;_converted”.</w:t>
+        <w:t>Az alapértelmezett formátum az eredeti fájl formátuma (ha az a választott képtípust tárolni tudja), az alapértelmezett fájlnév „&lt;eredeti név&gt;_atalakitott”.</w:t>
       </w:r>
     </w:p>
     <w:p>
@@ -702,7 +910,7 @@
           </w:tcPr>
           <w:p>
             <w:r>
-              <w:t>RGB, greyscale, CMYK</w:t>
+              <w:t>RGB, szürkeárnyalatos, CMYK</w:t>
             </w:r>
           </w:p>
         </w:tc>
@@ -734,7 +942,7 @@
           </w:tcPr>
           <w:p>
             <w:r>
-              <w:t>RGB, RGBA, greyscale, B&amp;W, palette</w:t>
+              <w:t>RGB, RGBA, szürkeárnyalatos, fekete-fehér, palettás</w:t>
             </w:r>
           </w:p>
         </w:tc>
@@ -798,7 +1006,7 @@
           </w:tcPr>
           <w:p>
             <w:r>
-              <w:t>RGB, greyscale, B&amp;W, palette</w:t>
+              <w:t>RGB, szürkeárnyalatos, fekete-fehér, palettás</w:t>
             </w:r>
           </w:p>
         </w:tc>
@@ -817,7 +1025,7 @@
     <w:p/>
     <w:p>
       <w:r>
-        <w:t>Átalakításkor az átlátszó részek fehér hátteret kapnak (kivéve RGBA típus esetén), a fekete-fehér (B&amp;W) átalakítás 50%-os küszöbbel történik, a kép pedig a fényképezőgép által tárolt tájolás szerint elforgatásra kerül.</w:t>
+        <w:t>Átalakításkor az átlátszó részek fehér hátteret kapnak (kivéve RGBA típus esetén), a fekete-fehér átalakítás 50%-os küszöbbel történik, a kép pedig a fényképezőgép által tárolt tájolás szerint elforgatásra kerül.</w:t>
       </w:r>
     </w:p>
     <w:p>
@@ -825,7 +1033,7 @@
         <w:pStyle w:val="Heading1"/>
       </w:pPr>
       <w:r>
-        <w:t>8. A feltételek beállítása</w:t>
+        <w:t>9. A feltételek beállítása</w:t>
       </w:r>
     </w:p>
     <w:tbl>
@@ -836,14 +1044,14 @@
         <w:tblLook w:firstColumn="1" w:firstRow="1" w:lastColumn="0" w:lastRow="0" w:noHBand="0" w:noVBand="1" w:val="04A0"/>
       </w:tblPr>
       <w:tblGrid>
-        <w:gridCol w:w="2800"/>
-        <w:gridCol w:w="4400"/>
-        <w:gridCol w:w="2200"/>
+        <w:gridCol w:w="3000"/>
+        <w:gridCol w:w="2600"/>
+        <w:gridCol w:w="3800"/>
       </w:tblGrid>
       <w:tr>
         <w:tc>
           <w:tcPr>
-            <w:tcW w:type="dxa" w:w="2800"/>
+            <w:tcW w:type="dxa" w:w="3000"/>
             <w:shd w:val="clear" w:color="auto" w:fill="D9E2F3"/>
           </w:tcPr>
           <w:p>
@@ -858,7 +1066,7 @@
         </w:tc>
         <w:tc>
           <w:tcPr>
-            <w:tcW w:type="dxa" w:w="4400"/>
+            <w:tcW w:type="dxa" w:w="2600"/>
             <w:shd w:val="clear" w:color="auto" w:fill="D9E2F3"/>
           </w:tcPr>
           <w:p>
@@ -867,13 +1075,13 @@
               <w:rPr>
                 <w:b/>
               </w:rPr>
-              <w:t>Jelentés</w:t>
+              <w:t>Kulcs a JSON fájlban</w:t>
             </w:r>
           </w:p>
         </w:tc>
         <w:tc>
           <w:tcPr>
-            <w:tcW w:type="dxa" w:w="2200"/>
+            <w:tcW w:type="dxa" w:w="3800"/>
             <w:shd w:val="clear" w:color="auto" w:fill="D9E2F3"/>
           </w:tcPr>
           <w:p>
@@ -890,31 +1098,31 @@
       <w:tr>
         <w:tc>
           <w:tcPr>
-            <w:tcW w:type="dxa" w:w="2800"/>
+            <w:tcW w:type="dxa" w:w="3000"/>
           </w:tcPr>
           <w:p>
             <w:r>
-              <w:t>Maximum file size (MB)</w:t>
+              <w:t>Legnagyobb fájlméret (MB)</w:t>
             </w:r>
           </w:p>
         </w:tc>
         <w:tc>
           <w:tcPr>
-            <w:tcW w:type="dxa" w:w="4400"/>
+            <w:tcW w:type="dxa" w:w="2600"/>
           </w:tcPr>
           <w:p>
             <w:r>
-              <w:t>Legnagyobb fájlméret (1 MB = 1 048 576 bájt)</w:t>
+              <w:t>max_file_size_mb</w:t>
             </w:r>
           </w:p>
         </w:tc>
         <w:tc>
           <w:tcPr>
-            <w:tcW w:type="dxa" w:w="2200"/>
+            <w:tcW w:type="dxa" w:w="3800"/>
           </w:tcPr>
           <w:p>
             <w:r>
-              <w:t>2</w:t>
+              <w:t>2 (1 MB = 1 048 576 bájt)</w:t>
             </w:r>
           </w:p>
         </w:tc>
@@ -922,27 +1130,27 @@
       <w:tr>
         <w:tc>
           <w:tcPr>
-            <w:tcW w:type="dxa" w:w="2800"/>
+            <w:tcW w:type="dxa" w:w="3000"/>
           </w:tcPr>
           <w:p>
             <w:r>
-              <w:t>Minimum width (px)</w:t>
+              <w:t>Legkisebb szélesség (px)</w:t>
             </w:r>
           </w:p>
         </w:tc>
         <w:tc>
           <w:tcPr>
-            <w:tcW w:type="dxa" w:w="4400"/>
+            <w:tcW w:type="dxa" w:w="2600"/>
           </w:tcPr>
           <w:p>
             <w:r>
-              <w:t>Legkisebb szélesség</w:t>
+              <w:t>min_width</w:t>
             </w:r>
           </w:p>
         </w:tc>
         <w:tc>
           <w:tcPr>
-            <w:tcW w:type="dxa" w:w="2200"/>
+            <w:tcW w:type="dxa" w:w="3800"/>
           </w:tcPr>
           <w:p>
             <w:r>
@@ -954,27 +1162,27 @@
       <w:tr>
         <w:tc>
           <w:tcPr>
-            <w:tcW w:type="dxa" w:w="2800"/>
+            <w:tcW w:type="dxa" w:w="3000"/>
           </w:tcPr>
           <w:p>
             <w:r>
-              <w:t>Minimum height (px)</w:t>
+              <w:t>Legkisebb magasság (px)</w:t>
             </w:r>
           </w:p>
         </w:tc>
         <w:tc>
           <w:tcPr>
-            <w:tcW w:type="dxa" w:w="4400"/>
+            <w:tcW w:type="dxa" w:w="2600"/>
           </w:tcPr>
           <w:p>
             <w:r>
-              <w:t>Legkisebb magasság</w:t>
+              <w:t>min_height</w:t>
             </w:r>
           </w:p>
         </w:tc>
         <w:tc>
           <w:tcPr>
-            <w:tcW w:type="dxa" w:w="2200"/>
+            <w:tcW w:type="dxa" w:w="3800"/>
           </w:tcPr>
           <w:p>
             <w:r>
@@ -986,27 +1194,27 @@
       <w:tr>
         <w:tc>
           <w:tcPr>
-            <w:tcW w:type="dxa" w:w="2800"/>
+            <w:tcW w:type="dxa" w:w="3000"/>
           </w:tcPr>
           <w:p>
             <w:r>
-              <w:t>Maximum width (px)</w:t>
+              <w:t>Legnagyobb szélesség (px)</w:t>
             </w:r>
           </w:p>
         </w:tc>
         <w:tc>
           <w:tcPr>
-            <w:tcW w:type="dxa" w:w="4400"/>
+            <w:tcW w:type="dxa" w:w="2600"/>
           </w:tcPr>
           <w:p>
             <w:r>
-              <w:t>Legnagyobb szélesség</w:t>
+              <w:t>max_width</w:t>
             </w:r>
           </w:p>
         </w:tc>
         <w:tc>
           <w:tcPr>
-            <w:tcW w:type="dxa" w:w="2200"/>
+            <w:tcW w:type="dxa" w:w="3800"/>
           </w:tcPr>
           <w:p>
             <w:r>
@@ -1018,27 +1226,27 @@
       <w:tr>
         <w:tc>
           <w:tcPr>
-            <w:tcW w:type="dxa" w:w="2800"/>
+            <w:tcW w:type="dxa" w:w="3000"/>
           </w:tcPr>
           <w:p>
             <w:r>
-              <w:t>Maximum height (px)</w:t>
+              <w:t>Legnagyobb magasság (px)</w:t>
             </w:r>
           </w:p>
         </w:tc>
         <w:tc>
           <w:tcPr>
-            <w:tcW w:type="dxa" w:w="4400"/>
+            <w:tcW w:type="dxa" w:w="2600"/>
           </w:tcPr>
           <w:p>
             <w:r>
-              <w:t>Legnagyobb magasság</w:t>
+              <w:t>max_height</w:t>
             </w:r>
           </w:p>
         </w:tc>
         <w:tc>
           <w:tcPr>
-            <w:tcW w:type="dxa" w:w="2200"/>
+            <w:tcW w:type="dxa" w:w="3800"/>
           </w:tcPr>
           <w:p>
             <w:r>
@@ -1050,27 +1258,27 @@
       <w:tr>
         <w:tc>
           <w:tcPr>
-            <w:tcW w:type="dxa" w:w="2800"/>
+            <w:tcW w:type="dxa" w:w="3000"/>
           </w:tcPr>
           <w:p>
             <w:r>
-              <w:t>Minimum resolution (DPI)</w:t>
+              <w:t>Legkisebb felbontás (DPI)</w:t>
             </w:r>
           </w:p>
         </w:tc>
         <w:tc>
           <w:tcPr>
-            <w:tcW w:type="dxa" w:w="4400"/>
+            <w:tcW w:type="dxa" w:w="2600"/>
           </w:tcPr>
           <w:p>
             <w:r>
-              <w:t>Legkisebb felbontás</w:t>
+              <w:t>min_dpi</w:t>
             </w:r>
           </w:p>
         </w:tc>
         <w:tc>
           <w:tcPr>
-            <w:tcW w:type="dxa" w:w="2200"/>
+            <w:tcW w:type="dxa" w:w="3800"/>
           </w:tcPr>
           <w:p>
             <w:r>
@@ -1082,17 +1290,7 @@
       <w:tr>
         <w:tc>
           <w:tcPr>
-            <w:tcW w:type="dxa" w:w="2800"/>
-          </w:tcPr>
-          <w:p>
-            <w:r>
-              <w:t>Allowed image types</w:t>
-            </w:r>
-          </w:p>
-        </w:tc>
-        <w:tc>
-          <w:tcPr>
-            <w:tcW w:type="dxa" w:w="4400"/>
+            <w:tcW w:type="dxa" w:w="3000"/>
           </w:tcPr>
           <w:p>
             <w:r>
@@ -1102,11 +1300,21 @@
         </w:tc>
         <w:tc>
           <w:tcPr>
-            <w:tcW w:type="dxa" w:w="2200"/>
+            <w:tcW w:type="dxa" w:w="2600"/>
           </w:tcPr>
           <w:p>
             <w:r>
-              <w:t>RGB, greyscale, B&amp;W, CMYK</w:t>
+              <w:t>allowed_types</w:t>
+            </w:r>
+          </w:p>
+        </w:tc>
+        <w:tc>
+          <w:tcPr>
+            <w:tcW w:type="dxa" w:w="3800"/>
+          </w:tcPr>
+          <w:p>
+            <w:r>
+              <w:t>RGB, szürkeárnyalatos, fekete-fehér, CMYK</w:t>
             </w:r>
           </w:p>
         </w:tc>
@@ -1121,10 +1329,26 @@
         <w:tblLook w:firstColumn="1" w:firstRow="1" w:lastColumn="0" w:lastRow="0" w:noHBand="0" w:noVBand="1" w:val="04A0"/>
       </w:tblPr>
       <w:tblGrid>
+        <w:gridCol w:w="3000"/>
         <w:gridCol w:w="2600"/>
-        <w:gridCol w:w="6800"/>
+        <w:gridCol w:w="3800"/>
       </w:tblGrid>
       <w:tr>
+        <w:tc>
+          <w:tcPr>
+            <w:tcW w:type="dxa" w:w="3000"/>
+            <w:shd w:val="clear" w:color="auto" w:fill="D9E2F3"/>
+          </w:tcPr>
+          <w:p>
+            <w:r/>
+            <w:r>
+              <w:rPr>
+                <w:b/>
+              </w:rPr>
+              <w:t>Képtípus a felületen</w:t>
+            </w:r>
+          </w:p>
+        </w:tc>
         <w:tc>
           <w:tcPr>
             <w:tcW w:type="dxa" w:w="2600"/>
@@ -1136,13 +1360,13 @@
               <w:rPr>
                 <w:b/>
               </w:rPr>
-              <w:t>Képtípus</w:t>
+              <w:t>Azonosító a JSON fájlban</w:t>
             </w:r>
           </w:p>
         </w:tc>
         <w:tc>
           <w:tcPr>
-            <w:tcW w:type="dxa" w:w="6800"/>
+            <w:tcW w:type="dxa" w:w="3800"/>
             <w:shd w:val="clear" w:color="auto" w:fill="D9E2F3"/>
           </w:tcPr>
           <w:p>
@@ -1159,6 +1383,16 @@
       <w:tr>
         <w:tc>
           <w:tcPr>
+            <w:tcW w:type="dxa" w:w="3000"/>
+          </w:tcPr>
+          <w:p>
+            <w:r>
+              <w:t>RGB (színes)</w:t>
+            </w:r>
+          </w:p>
+        </w:tc>
+        <w:tc>
+          <w:tcPr>
             <w:tcW w:type="dxa" w:w="2600"/>
           </w:tcPr>
           <w:p>
@@ -1169,7 +1403,7 @@
         </w:tc>
         <w:tc>
           <w:tcPr>
-            <w:tcW w:type="dxa" w:w="6800"/>
+            <w:tcW w:type="dxa" w:w="3800"/>
           </w:tcPr>
           <w:p>
             <w:r>
@@ -1179,6 +1413,16 @@
         </w:tc>
       </w:tr>
       <w:tr>
+        <w:tc>
+          <w:tcPr>
+            <w:tcW w:type="dxa" w:w="3000"/>
+          </w:tcPr>
+          <w:p>
+            <w:r>
+              <w:t>RGBA (színes, átlátszó)</w:t>
+            </w:r>
+          </w:p>
+        </w:tc>
         <w:tc>
           <w:tcPr>
             <w:tcW w:type="dxa" w:w="2600"/>
@@ -1191,7 +1435,7 @@
         </w:tc>
         <w:tc>
           <w:tcPr>
-            <w:tcW w:type="dxa" w:w="6800"/>
+            <w:tcW w:type="dxa" w:w="3800"/>
           </w:tcPr>
           <w:p>
             <w:r>
@@ -1201,6 +1445,16 @@
         </w:tc>
       </w:tr>
       <w:tr>
+        <w:tc>
+          <w:tcPr>
+            <w:tcW w:type="dxa" w:w="3000"/>
+          </w:tcPr>
+          <w:p>
+            <w:r>
+              <w:t>szürkeárnyalatos</w:t>
+            </w:r>
+          </w:p>
+        </w:tc>
         <w:tc>
           <w:tcPr>
             <w:tcW w:type="dxa" w:w="2600"/>
@@ -1213,7 +1467,7 @@
         </w:tc>
         <w:tc>
           <w:tcPr>
-            <w:tcW w:type="dxa" w:w="6800"/>
+            <w:tcW w:type="dxa" w:w="3800"/>
           </w:tcPr>
           <w:p>
             <w:r>
@@ -1223,6 +1477,16 @@
         </w:tc>
       </w:tr>
       <w:tr>
+        <w:tc>
+          <w:tcPr>
+            <w:tcW w:type="dxa" w:w="3000"/>
+          </w:tcPr>
+          <w:p>
+            <w:r>
+              <w:t>fekete-fehér</w:t>
+            </w:r>
+          </w:p>
+        </w:tc>
         <w:tc>
           <w:tcPr>
             <w:tcW w:type="dxa" w:w="2600"/>
@@ -1235,16 +1499,26 @@
         </w:tc>
         <w:tc>
           <w:tcPr>
-            <w:tcW w:type="dxa" w:w="6800"/>
+            <w:tcW w:type="dxa" w:w="3800"/>
           </w:tcPr>
           <w:p>
             <w:r>
-              <w:t>Fekete-fehér (kétszínű) kép</w:t>
+              <w:t>Kétszínű (fekete-fehér) kép</w:t>
             </w:r>
           </w:p>
         </w:tc>
       </w:tr>
       <w:tr>
+        <w:tc>
+          <w:tcPr>
+            <w:tcW w:type="dxa" w:w="3000"/>
+          </w:tcPr>
+          <w:p>
+            <w:r>
+              <w:t>CMYK</w:t>
+            </w:r>
+          </w:p>
+        </w:tc>
         <w:tc>
           <w:tcPr>
             <w:tcW w:type="dxa" w:w="2600"/>
@@ -1257,7 +1531,7 @@
         </w:tc>
         <w:tc>
           <w:tcPr>
-            <w:tcW w:type="dxa" w:w="6800"/>
+            <w:tcW w:type="dxa" w:w="3800"/>
           </w:tcPr>
           <w:p>
             <w:r>
@@ -1267,6 +1541,16 @@
         </w:tc>
       </w:tr>
       <w:tr>
+        <w:tc>
+          <w:tcPr>
+            <w:tcW w:type="dxa" w:w="3000"/>
+          </w:tcPr>
+          <w:p>
+            <w:r>
+              <w:t>palettás</w:t>
+            </w:r>
+          </w:p>
+        </w:tc>
         <w:tc>
           <w:tcPr>
             <w:tcW w:type="dxa" w:w="2600"/>
@@ -1279,11 +1563,11 @@
         </w:tc>
         <w:tc>
           <w:tcPr>
-            <w:tcW w:type="dxa" w:w="6800"/>
+            <w:tcW w:type="dxa" w:w="3800"/>
           </w:tcPr>
           <w:p>
             <w:r>
-              <w:t>Palettás (legfeljebb 256 színű) kép, pl. GIF</w:t>
+              <w:t>Legfeljebb 256 színű kép, pl. GIF</w:t>
             </w:r>
           </w:p>
         </w:tc>
@@ -1293,14 +1577,22 @@
     <w:p>
       <w:pPr>
         <w:pStyle w:val="ListNumber"/>
+        <w:numPr>
+          <w:ilvl w:val="0"/>
+          <w:numId w:val="12"/>
+        </w:numPr>
       </w:pPr>
       <w:r>
-        <w:t>Módosítsa a mezőket, majd nyomja meg az Apply gombot.</w:t>
+        <w:t>Módosítsa a mezőket, majd nyomja meg az Alkalmaz gombot.</w:t>
       </w:r>
     </w:p>
     <w:p>
       <w:pPr>
         <w:pStyle w:val="ListNumber"/>
+        <w:numPr>
+          <w:ilvl w:val="0"/>
+          <w:numId w:val="12"/>
+        </w:numPr>
       </w:pPr>
       <w:r>
         <w:t>Ha a feltételek változtak, a program megkérdezi, el akarja-e menteni őket fájlba. Igen válasz esetén a mentési ablak a jelenlegi feltételfájlt (alapesetben criterias.json) ajánlja fel.</w:t>
@@ -1309,6 +1601,10 @@
     <w:p>
       <w:pPr>
         <w:pStyle w:val="ListNumber"/>
+        <w:numPr>
+          <w:ilvl w:val="0"/>
+          <w:numId w:val="12"/>
+        </w:numPr>
       </w:pPr>
       <w:r>
         <w:t>A betöltött kép ellenőrzése az új feltételekkel automatikusan megismétlődik.</w:t>
@@ -1316,12 +1612,12 @@
     </w:p>
     <w:p>
       <w:r>
-        <w:t>Más feltételkészlet betöltése: Load criteria... gomb, majd a JSON fájl kiválasztása. Mentés tetszőleges néven: Save criteria as... gomb.</w:t>
+        <w:t>Más feltételkészlet betöltése: Feltételek betöltése... gomb, majd a JSON fájl kiválasztása. Mentés tetszőleges néven: Feltételek mentése másként... gomb.</w:t>
       </w:r>
     </w:p>
     <w:p>
       <w:r>
-        <w:t>Ha azt szeretné, hogy a program mindig a saját feltételeivel induljon, mentse őket criterias.json néven az exe mellé. A fájl egyszerű JSON szöveg, Jegyzettömbbel is szerkeszthető:</w:t>
+        <w:t>Ha azt szeretné, hogy a program mindig a saját feltételeivel induljon, mentse őket criterias.json néven az exe mellé. A fájl egyszerű JSON szöveg, Jegyzettömbbel is szerkeszthető (a képtípusokat az azonosítójukkal kell megadni):</w:t>
       </w:r>
     </w:p>
     <w:p>
@@ -1451,7 +1747,7 @@
         <w:pStyle w:val="Heading1"/>
       </w:pPr>
       <w:r>
-        <w:t>9. Gyakori kérdések és hibaüzenetek</w:t>
+        <w:t>10. Gyakori kérdések és hibaüzenetek</w:t>
       </w:r>
     </w:p>
     <w:tbl>
@@ -1504,7 +1800,7 @@
           </w:tcPr>
           <w:p>
             <w:r>
-              <w:t>Cannot open image / Not a recognised image file</w:t>
+              <w:t>A kép nem nyitható meg / Nem felismerhető képfájl</w:t>
             </w:r>
           </w:p>
         </w:tc>
@@ -1526,7 +1822,7 @@
           </w:tcPr>
           <w:p>
             <w:r>
-              <w:t>Invalid value</w:t>
+              <w:t>Érvénytelen érték</w:t>
             </w:r>
           </w:p>
         </w:tc>
@@ -1536,7 +1832,7 @@
           </w:tcPr>
           <w:p>
             <w:r>
-              <w:t>A beírt érték nem szám vagy kívül esik a megengedett tartományon.</w:t>
+              <w:t>A beírt érték nem szám, vagy kívül esik a megengedett tartományon.</w:t>
             </w:r>
           </w:p>
         </w:tc>
@@ -1548,7 +1844,7 @@
           </w:tcPr>
           <w:p>
             <w:r>
-              <w:t>Invalid criteria</w:t>
+              <w:t>Érvénytelen feltételek</w:t>
             </w:r>
           </w:p>
         </w:tc>
@@ -1558,7 +1854,7 @@
           </w:tcPr>
           <w:p>
             <w:r>
-              <w:t>A Criteria panel valamelyik mezője hibás (pl. a minimum nagyobb a maximumnál, vagy nincs megengedett képtípus).</w:t>
+              <w:t>A Feltételek panel valamelyik mezője hibás (pl. a minimum nagyobb a maximumnál, vagy nincs megengedett képtípus).</w:t>
             </w:r>
           </w:p>
         </w:tc>
@@ -1570,7 +1866,7 @@
           </w:tcPr>
           <w:p>
             <w:r>
-              <w:t>Unsuitable format</w:t>
+              <w:t>Nem megfelelő formátum</w:t>
             </w:r>
           </w:p>
         </w:tc>
@@ -1592,7 +1888,7 @@
           </w:tcPr>
           <w:p>
             <w:r>
-              <w:t>Conversion failed ... minimum size</w:t>
+              <w:t>Sikertelen átalakítás ... legkisebb megengedett méret</w:t>
             </w:r>
           </w:p>
         </w:tc>
@@ -1602,7 +1898,7 @@
           </w:tcPr>
           <w:p>
             <w:r>
-              <w:t>A kép a megadott fájlméretbe a minimális képméret alatt sem fér bele. Válasszon JPEG formátumot vagy más képtípust.</w:t>
+              <w:t>A kép a megadott fájlméretbe a minimális képméret mellett sem fér bele. Válasszon JPEG formátumot vagy más képtípust.</w:t>
             </w:r>
           </w:p>
         </w:tc>
@@ -1614,7 +1910,7 @@
           </w:tcPr>
           <w:p>
             <w:r>
-              <w:t>A felbontás „not set”</w:t>
+              <w:t>A felbontás „nincs megadva”</w:t>
             </w:r>
           </w:p>
         </w:tc>
@@ -1624,7 +1920,7 @@
           </w:tcPr>
           <w:p>
             <w:r>
-              <w:t>A fájl nem tárol DPI értéket; állítson be egyet a Resolution gombbal.</w:t>
+              <w:t>A fájl nem tárol DPI értéket; állítson be egyet a Felbontás gombbal.</w:t>
             </w:r>
           </w:p>
         </w:tc>
@@ -1636,7 +1932,7 @@
           </w:tcPr>
           <w:p>
             <w:r>
-              <w:t>Figyelmeztetés indításkor a criteria fájlról</w:t>
+              <w:t>Figyelmeztetés indításkor</w:t>
             </w:r>
           </w:p>
         </w:tc>
@@ -1646,7 +1942,29 @@
           </w:tcPr>
           <w:p>
             <w:r>
-              <w:t>A fájl hibás vagy nem található; a program az alapértelmezett feltételeket használja.</w:t>
+              <w:t>A feltételfájl vagy a locals.json hibás / nem található, vagy ismeretlen a --lang nyelvkód. A program az alapértelmezett beállításokkal fut.</w:t>
+            </w:r>
+          </w:p>
+        </w:tc>
+      </w:tr>
+      <w:tr>
+        <w:tc>
+          <w:tcPr>
+            <w:tcW w:type="dxa" w:w="3400"/>
+          </w:tcPr>
+          <w:p>
+            <w:r>
+              <w:t>Angol szöveg jelenik meg magyar felületen</w:t>
+            </w:r>
+          </w:p>
+        </w:tc>
+        <w:tc>
+          <w:tcPr>
+            <w:tcW w:type="dxa" w:w="6000"/>
+          </w:tcPr>
+          <w:p>
+            <w:r>
+              <w:t>A szöveg hiányzik a locals.json magyar részéből - pótolja a hiányzó kulcsot.</w:t>
             </w:r>
           </w:p>
         </w:tc>
@@ -1862,6 +2180,24 @@
   </w:num>
   <w:num w:numId="9">
     <w:abstractNumId w:val="0"/>
+  </w:num>
+  <w:num w:numId="10">
+    <w:abstractNumId w:val="7"/>
+    <w:lvlOverride w:ilvl="0">
+      <w:startOverride w:val="1"/>
+    </w:lvlOverride>
+  </w:num>
+  <w:num w:numId="11">
+    <w:abstractNumId w:val="7"/>
+    <w:lvlOverride w:ilvl="0">
+      <w:startOverride w:val="1"/>
+    </w:lvlOverride>
+  </w:num>
+  <w:num w:numId="12">
+    <w:abstractNumId w:val="7"/>
+    <w:lvlOverride w:ilvl="0">
+      <w:startOverride w:val="1"/>
+    </w:lvlOverride>
   </w:num>
 </w:numbering>
 </file>

--- a/docs/TrademarkImage_Felhasznaloi_kezikonyv_HU.docx
+++ b/docs/TrademarkImage_Felhasznaloi_kezikonyv_HU.docx
@@ -28,8 +28,21 @@
       </w:r>
     </w:p>
     <w:p>
+      <w:r>
+        <w:t>A kézikönyv két részből áll. Az I. rész a program mindennapi használatát írja le. A II. rész a haladó lehetőségeket mutatja be: a parancssori paramétereket, a nyelv beállítását és a nyelvi fájlt, valamint a feltételfájl felépítését.</w:t>
+      </w:r>
+    </w:p>
+    <w:p>
       <w:pPr>
         <w:pStyle w:val="Heading1"/>
+      </w:pPr>
+      <w:r>
+        <w:t>I. Alapvető használat</w:t>
+      </w:r>
+    </w:p>
+    <w:p>
+      <w:pPr>
+        <w:pStyle w:val="Heading2"/>
       </w:pPr>
       <w:r>
         <w:t>1. Mire való a program?</w:t>
@@ -42,7 +55,7 @@
     </w:p>
     <w:p>
       <w:pPr>
-        <w:pStyle w:val="Heading1"/>
+        <w:pStyle w:val="Heading2"/>
       </w:pPr>
       <w:r>
         <w:t>2. A program indítása</w:t>
@@ -82,220 +95,12 @@
     </w:p>
     <w:p>
       <w:r>
-        <w:t>Parancssorból további lehetőségek is vannak:</w:t>
+        <w:t>A program magyarul indul. A nyelv a főablak jobb felső sarkában, a Nyelv listában bármikor átváltható (Magyar / English); a betöltött kép és a beállított értékek ilyenkor megmaradnak. A nyelv tartós beállítását a 11. fejezet írja le.</w:t>
       </w:r>
     </w:p>
     <w:p>
       <w:pPr>
-        <w:spacing w:after="0"/>
-        <w:ind w:left="360"/>
-      </w:pPr>
-      <w:r>
-        <w:rPr>
-          <w:rFonts w:ascii="Consolas" w:hAnsi="Consolas" w:eastAsia="Consolas"/>
-          <w:sz w:val="19"/>
-        </w:rPr>
-        <w:t>TrademarkImage.exe</w:t>
-      </w:r>
-    </w:p>
-    <w:p>
-      <w:pPr>
-        <w:spacing w:after="0"/>
-        <w:ind w:left="360"/>
-      </w:pPr>
-      <w:r>
-        <w:rPr>
-          <w:rFonts w:ascii="Consolas" w:hAnsi="Consolas" w:eastAsia="Consolas"/>
-          <w:sz w:val="19"/>
-        </w:rPr>
-        <w:t>TrademarkImage.exe kep.jpg</w:t>
-      </w:r>
-    </w:p>
-    <w:p>
-      <w:pPr>
-        <w:spacing w:after="0"/>
-        <w:ind w:left="360"/>
-      </w:pPr>
-      <w:r>
-        <w:rPr>
-          <w:rFonts w:ascii="Consolas" w:hAnsi="Consolas" w:eastAsia="Consolas"/>
-          <w:sz w:val="19"/>
-        </w:rPr>
-        <w:t>TrademarkImage.exe --config sajat_feltetelek.json kep.jpg</w:t>
-      </w:r>
-    </w:p>
-    <w:p>
-      <w:pPr>
-        <w:spacing w:after="0"/>
-        <w:ind w:left="360"/>
-      </w:pPr>
-      <w:r>
-        <w:rPr>
-          <w:rFonts w:ascii="Consolas" w:hAnsi="Consolas" w:eastAsia="Consolas"/>
-          <w:sz w:val="19"/>
-        </w:rPr>
-        <w:t>TrademarkImage.exe --lang en</w:t>
-      </w:r>
-    </w:p>
-    <w:p>
-      <w:pPr>
-        <w:spacing w:after="0"/>
-        <w:ind w:left="360"/>
-      </w:pPr>
-      <w:r>
-        <w:rPr>
-          <w:rFonts w:ascii="Consolas" w:hAnsi="Consolas" w:eastAsia="Consolas"/>
-          <w:sz w:val="19"/>
-        </w:rPr>
-        <w:t>TrademarkImage.exe --locals sajat_szovegek.json</w:t>
-      </w:r>
-    </w:p>
-    <w:p>
-      <w:pPr>
-        <w:spacing w:after="0"/>
-      </w:pPr>
-    </w:p>
-    <w:tbl>
-      <w:tblPr>
-        <w:tblStyle w:val="TableGrid"/>
-        <w:tblW w:type="auto" w:w="0"/>
-        <w:tblLayout w:type="fixed"/>
-        <w:tblLook w:firstColumn="1" w:firstRow="1" w:lastColumn="0" w:lastRow="0" w:noHBand="0" w:noVBand="1" w:val="04A0"/>
-      </w:tblPr>
-      <w:tblGrid>
-        <w:gridCol w:w="2200"/>
-        <w:gridCol w:w="7200"/>
-      </w:tblGrid>
-      <w:tr>
-        <w:tc>
-          <w:tcPr>
-            <w:tcW w:type="dxa" w:w="2200"/>
-            <w:shd w:val="clear" w:color="auto" w:fill="D9E2F3"/>
-          </w:tcPr>
-          <w:p>
-            <w:r/>
-            <w:r>
-              <w:rPr>
-                <w:b/>
-              </w:rPr>
-              <w:t>Paraméter</w:t>
-            </w:r>
-          </w:p>
-        </w:tc>
-        <w:tc>
-          <w:tcPr>
-            <w:tcW w:type="dxa" w:w="7200"/>
-            <w:shd w:val="clear" w:color="auto" w:fill="D9E2F3"/>
-          </w:tcPr>
-          <w:p>
-            <w:r/>
-            <w:r>
-              <w:rPr>
-                <w:b/>
-              </w:rPr>
-              <w:t>Jelentése</w:t>
-            </w:r>
-          </w:p>
-        </w:tc>
-      </w:tr>
-      <w:tr>
-        <w:tc>
-          <w:tcPr>
-            <w:tcW w:type="dxa" w:w="2200"/>
-          </w:tcPr>
-          <w:p>
-            <w:r>
-              <w:t>--config FÁJL</w:t>
-            </w:r>
-          </w:p>
-        </w:tc>
-        <w:tc>
-          <w:tcPr>
-            <w:tcW w:type="dxa" w:w="7200"/>
-          </w:tcPr>
-          <w:p>
-            <w:r>
-              <w:t>A feltételeket tartalmazó JSON fájl (alapértelmezés: criterias.json az indítási könyvtárban).</w:t>
-            </w:r>
-          </w:p>
-        </w:tc>
-      </w:tr>
-      <w:tr>
-        <w:tc>
-          <w:tcPr>
-            <w:tcW w:type="dxa" w:w="2200"/>
-          </w:tcPr>
-          <w:p>
-            <w:r>
-              <w:t>--lang KÓD</w:t>
-            </w:r>
-          </w:p>
-        </w:tc>
-        <w:tc>
-          <w:tcPr>
-            <w:tcW w:type="dxa" w:w="7200"/>
-          </w:tcPr>
-          <w:p>
-            <w:r>
-              <w:t>A felület nyelve: hu (magyar) vagy en (angol), illetve bármely további, a locals.json-ba felvett nyelv kódja.</w:t>
-            </w:r>
-          </w:p>
-        </w:tc>
-      </w:tr>
-      <w:tr>
-        <w:tc>
-          <w:tcPr>
-            <w:tcW w:type="dxa" w:w="2200"/>
-          </w:tcPr>
-          <w:p>
-            <w:r>
-              <w:t>--locals FÁJL</w:t>
-            </w:r>
-          </w:p>
-        </w:tc>
-        <w:tc>
-          <w:tcPr>
-            <w:tcW w:type="dxa" w:w="7200"/>
-          </w:tcPr>
-          <w:p>
-            <w:r>
-              <w:t>Saját szövegfájl (alapértelmezés: locals.json az indítási könyvtárban, ha van).</w:t>
-            </w:r>
-          </w:p>
-        </w:tc>
-      </w:tr>
-      <w:tr>
-        <w:tc>
-          <w:tcPr>
-            <w:tcW w:type="dxa" w:w="2200"/>
-          </w:tcPr>
-          <w:p>
-            <w:r>
-              <w:t>KÉP</w:t>
-            </w:r>
-          </w:p>
-        </w:tc>
-        <w:tc>
-          <w:tcPr>
-            <w:tcW w:type="dxa" w:w="7200"/>
-          </w:tcPr>
-          <w:p>
-            <w:r>
-              <w:t>Induláskor megnyitandó képfájl.</w:t>
-            </w:r>
-          </w:p>
-        </w:tc>
-      </w:tr>
-    </w:tbl>
-    <w:p/>
-    <w:p>
-      <w:r>
-        <w:t>Ha az indítási könyvtárban van criterias.json nevű fájl, a program induláskor abból tölti be a feltételeket. Ha nincs ilyen fájl, az alapértelmezett feltételekkel dolgozik.</w:t>
-      </w:r>
-    </w:p>
-    <w:p>
-      <w:pPr>
-        <w:pStyle w:val="Heading1"/>
+        <w:pStyle w:val="Heading2"/>
       </w:pPr>
       <w:r>
         <w:t>3. A főablak részei</w:t>
@@ -458,172 +263,10 @@
     <w:p/>
     <w:p>
       <w:pPr>
-        <w:pStyle w:val="Heading1"/>
-      </w:pPr>
-      <w:r>
-        <w:t>4. A felület nyelve</w:t>
-      </w:r>
-    </w:p>
-    <w:p>
-      <w:r>
-        <w:t>A program alapértelmezés szerint magyarul indul. A nyelv a főablak jobb felső sarkában, a Nyelv listában bármikor átváltható; ilyenkor a betöltött kép és a már beállított értékek megmaradnak. A választás csak az adott futásra érvényes. Ha a program mindig más nyelven induljon, használja a --lang paramétert, vagy írja át a locals.json fájlban a "default_language" értékét (pl. "en").</w:t>
-      </w:r>
-    </w:p>
-    <w:p>
-      <w:pPr>
         <w:pStyle w:val="Heading2"/>
       </w:pPr>
       <w:r>
-        <w:t>4.1 Szövegek módosítása, új nyelv felvétele</w:t>
-      </w:r>
-    </w:p>
-    <w:p>
-      <w:r>
-        <w:t>A program összes szövege a locals.json fájlban van, amely az exe mellett található, és Jegyzettömbbel szerkeszthető (UTF-8 kódolással mentse). Felépítése:</w:t>
-      </w:r>
-    </w:p>
-    <w:p>
-      <w:pPr>
-        <w:spacing w:after="0"/>
-        <w:ind w:left="360"/>
-      </w:pPr>
-      <w:r>
-        <w:rPr>
-          <w:rFonts w:ascii="Consolas" w:hAnsi="Consolas" w:eastAsia="Consolas"/>
-          <w:sz w:val="19"/>
-        </w:rPr>
-        <w:t>{</w:t>
-      </w:r>
-    </w:p>
-    <w:p>
-      <w:pPr>
-        <w:spacing w:after="0"/>
-        <w:ind w:left="360"/>
-      </w:pPr>
-      <w:r>
-        <w:rPr>
-          <w:rFonts w:ascii="Consolas" w:hAnsi="Consolas" w:eastAsia="Consolas"/>
-          <w:sz w:val="19"/>
-        </w:rPr>
-        <w:t xml:space="preserve">  "default_language": "hu",</w:t>
-      </w:r>
-    </w:p>
-    <w:p>
-      <w:pPr>
-        <w:spacing w:after="0"/>
-        <w:ind w:left="360"/>
-      </w:pPr>
-      <w:r>
-        <w:rPr>
-          <w:rFonts w:ascii="Consolas" w:hAnsi="Consolas" w:eastAsia="Consolas"/>
-          <w:sz w:val="19"/>
-        </w:rPr>
-        <w:t xml:space="preserve">  "languages": {</w:t>
-      </w:r>
-    </w:p>
-    <w:p>
-      <w:pPr>
-        <w:spacing w:after="0"/>
-        <w:ind w:left="360"/>
-      </w:pPr>
-      <w:r>
-        <w:rPr>
-          <w:rFonts w:ascii="Consolas" w:hAnsi="Consolas" w:eastAsia="Consolas"/>
-          <w:sz w:val="19"/>
-        </w:rPr>
-        <w:t xml:space="preserve">    "hu": { "language_name": "Magyar",  "prop.width": "Szélesség", ... },</w:t>
-      </w:r>
-    </w:p>
-    <w:p>
-      <w:pPr>
-        <w:spacing w:after="0"/>
-        <w:ind w:left="360"/>
-      </w:pPr>
-      <w:r>
-        <w:rPr>
-          <w:rFonts w:ascii="Consolas" w:hAnsi="Consolas" w:eastAsia="Consolas"/>
-          <w:sz w:val="19"/>
-        </w:rPr>
-        <w:t xml:space="preserve">    "en": { "language_name": "English", "prop.width": "Width", ... }</w:t>
-      </w:r>
-    </w:p>
-    <w:p>
-      <w:pPr>
-        <w:spacing w:after="0"/>
-        <w:ind w:left="360"/>
-      </w:pPr>
-      <w:r>
-        <w:rPr>
-          <w:rFonts w:ascii="Consolas" w:hAnsi="Consolas" w:eastAsia="Consolas"/>
-          <w:sz w:val="19"/>
-        </w:rPr>
-        <w:t xml:space="preserve">  }</w:t>
-      </w:r>
-    </w:p>
-    <w:p>
-      <w:pPr>
-        <w:spacing w:after="0"/>
-        <w:ind w:left="360"/>
-      </w:pPr>
-      <w:r>
-        <w:rPr>
-          <w:rFonts w:ascii="Consolas" w:hAnsi="Consolas" w:eastAsia="Consolas"/>
-          <w:sz w:val="19"/>
-        </w:rPr>
-        <w:t>}</w:t>
-      </w:r>
-    </w:p>
-    <w:p>
-      <w:pPr>
-        <w:spacing w:after="0"/>
-      </w:pPr>
-    </w:p>
-    <w:p>
-      <w:pPr>
-        <w:pStyle w:val="ListBullet"/>
-      </w:pPr>
-      <w:r>
-        <w:t>Egy szöveg módosításához írja át az idézőjelek közötti értéket a kettőspont után. A kulcsot (a kettőspont előtti részt) ne változtassa meg.</w:t>
-      </w:r>
-    </w:p>
-    <w:p>
-      <w:pPr>
-        <w:pStyle w:val="ListBullet"/>
-      </w:pPr>
-      <w:r>
-        <w:t>A kapcsos zárójelben lévő részeket (pl. {value}, {path}) a program tölti ki - ezeket változatlanul hagyja meg. A \n új sort jelent.</w:t>
-      </w:r>
-    </w:p>
-    <w:p>
-      <w:pPr>
-        <w:pStyle w:val="ListBullet"/>
-      </w:pPr>
-      <w:r>
-        <w:t>Új nyelv felvétele: másolja le az "en" blokkot, adjon neki új kódot (pl. "de"), írja át a "language_name" értékét (pl. "Deutsch"), majd fordítsa le a szövegeket. A program következő indításakor az új nyelv megjelenik a Nyelv listában.</w:t>
-      </w:r>
-    </w:p>
-    <w:p>
-      <w:pPr>
-        <w:pStyle w:val="ListBullet"/>
-      </w:pPr>
-      <w:r>
-        <w:t>Ha egy szöveg hiányzik egy nyelvből, a program az angol szöveget mutatja. Hibás fájl esetén figyelmeztetést ad, és a beépített szövegekkel dolgozik.</w:t>
-      </w:r>
-    </w:p>
-    <w:p>
-      <w:pPr>
-        <w:pStyle w:val="ListBullet"/>
-      </w:pPr>
-      <w:r>
-        <w:t>Elég csak a megváltoztatott szövegeket tartalmazó fájlt az exe mellé tenni: a program a beépített szövegekhez hozzáadja, illetve azokat felülírja vele.</w:t>
-      </w:r>
-    </w:p>
-    <w:p>
-      <w:pPr>
-        <w:pStyle w:val="Heading1"/>
-      </w:pPr>
-      <w:r>
-        <w:t>5. Kép betöltése</w:t>
+        <w:t>4. Kép betöltése</w:t>
       </w:r>
     </w:p>
     <w:p>
@@ -657,18 +300,18 @@
     </w:p>
     <w:p>
       <w:pPr>
-        <w:pStyle w:val="Heading1"/>
+        <w:pStyle w:val="Heading2"/>
       </w:pPr>
       <w:r>
-        <w:t>6. Az ellenőrzés eredménye</w:t>
+        <w:t>5. Az ellenőrzés eredménye</w:t>
       </w:r>
     </w:p>
     <w:p>
       <w:pPr>
-        <w:pStyle w:val="Heading2"/>
+        <w:pStyle w:val="Heading3"/>
       </w:pPr>
       <w:r>
-        <w:t>6.1 A kép megfelel</w:t>
+        <w:t>5.1 A kép megfelel</w:t>
       </w:r>
     </w:p>
     <w:p>
@@ -678,10 +321,10 @@
     </w:p>
     <w:p>
       <w:pPr>
-        <w:pStyle w:val="Heading2"/>
+        <w:pStyle w:val="Heading3"/>
       </w:pPr>
       <w:r>
-        <w:t>6.2 A kép nem felel meg</w:t>
+        <w:t>5.2 A kép nem felel meg</w:t>
       </w:r>
     </w:p>
     <w:p>
@@ -691,10 +334,10 @@
     </w:p>
     <w:p>
       <w:pPr>
-        <w:pStyle w:val="Heading1"/>
+        <w:pStyle w:val="Heading2"/>
       </w:pPr>
       <w:r>
-        <w:t>7. A hibás értékek javítása</w:t>
+        <w:t>6. A hibás értékek javítása</w:t>
       </w:r>
     </w:p>
     <w:p>
@@ -791,10 +434,10 @@
     </w:p>
     <w:p>
       <w:pPr>
-        <w:pStyle w:val="Heading1"/>
+        <w:pStyle w:val="Heading2"/>
       </w:pPr>
       <w:r>
-        <w:t>8. Átalakítás és mentés</w:t>
+        <w:t>7. Átalakítás és mentés</w:t>
       </w:r>
     </w:p>
     <w:p>
@@ -1030,10 +673,10 @@
     </w:p>
     <w:p>
       <w:pPr>
-        <w:pStyle w:val="Heading1"/>
+        <w:pStyle w:val="Heading2"/>
       </w:pPr>
       <w:r>
-        <w:t>9. A feltételek beállítása</w:t>
+        <w:t>8. A feltételek beállítása</w:t>
       </w:r>
     </w:p>
     <w:tbl>
@@ -1044,14 +687,13 @@
         <w:tblLook w:firstColumn="1" w:firstRow="1" w:lastColumn="0" w:lastRow="0" w:noHBand="0" w:noVBand="1" w:val="04A0"/>
       </w:tblPr>
       <w:tblGrid>
-        <w:gridCol w:w="3000"/>
-        <w:gridCol w:w="2600"/>
-        <w:gridCol w:w="3800"/>
+        <w:gridCol w:w="4000"/>
+        <w:gridCol w:w="5400"/>
       </w:tblGrid>
       <w:tr>
         <w:tc>
           <w:tcPr>
-            <w:tcW w:type="dxa" w:w="3000"/>
+            <w:tcW w:type="dxa" w:w="4000"/>
             <w:shd w:val="clear" w:color="auto" w:fill="D9E2F3"/>
           </w:tcPr>
           <w:p>
@@ -1066,22 +708,7 @@
         </w:tc>
         <w:tc>
           <w:tcPr>
-            <w:tcW w:type="dxa" w:w="2600"/>
-            <w:shd w:val="clear" w:color="auto" w:fill="D9E2F3"/>
-          </w:tcPr>
-          <w:p>
-            <w:r/>
-            <w:r>
-              <w:rPr>
-                <w:b/>
-              </w:rPr>
-              <w:t>Kulcs a JSON fájlban</w:t>
-            </w:r>
-          </w:p>
-        </w:tc>
-        <w:tc>
-          <w:tcPr>
-            <w:tcW w:type="dxa" w:w="3800"/>
+            <w:tcW w:type="dxa" w:w="5400"/>
             <w:shd w:val="clear" w:color="auto" w:fill="D9E2F3"/>
           </w:tcPr>
           <w:p>
@@ -1098,7 +725,7 @@
       <w:tr>
         <w:tc>
           <w:tcPr>
-            <w:tcW w:type="dxa" w:w="3000"/>
+            <w:tcW w:type="dxa" w:w="4000"/>
           </w:tcPr>
           <w:p>
             <w:r>
@@ -1108,17 +735,7 @@
         </w:tc>
         <w:tc>
           <w:tcPr>
-            <w:tcW w:type="dxa" w:w="2600"/>
-          </w:tcPr>
-          <w:p>
-            <w:r>
-              <w:t>max_file_size_mb</w:t>
-            </w:r>
-          </w:p>
-        </w:tc>
-        <w:tc>
-          <w:tcPr>
-            <w:tcW w:type="dxa" w:w="3800"/>
+            <w:tcW w:type="dxa" w:w="5400"/>
           </w:tcPr>
           <w:p>
             <w:r>
@@ -1130,7 +747,7 @@
       <w:tr>
         <w:tc>
           <w:tcPr>
-            <w:tcW w:type="dxa" w:w="3000"/>
+            <w:tcW w:type="dxa" w:w="4000"/>
           </w:tcPr>
           <w:p>
             <w:r>
@@ -1140,17 +757,7 @@
         </w:tc>
         <w:tc>
           <w:tcPr>
-            <w:tcW w:type="dxa" w:w="2600"/>
-          </w:tcPr>
-          <w:p>
-            <w:r>
-              <w:t>min_width</w:t>
-            </w:r>
-          </w:p>
-        </w:tc>
-        <w:tc>
-          <w:tcPr>
-            <w:tcW w:type="dxa" w:w="3800"/>
+            <w:tcW w:type="dxa" w:w="5400"/>
           </w:tcPr>
           <w:p>
             <w:r>
@@ -1162,7 +769,7 @@
       <w:tr>
         <w:tc>
           <w:tcPr>
-            <w:tcW w:type="dxa" w:w="3000"/>
+            <w:tcW w:type="dxa" w:w="4000"/>
           </w:tcPr>
           <w:p>
             <w:r>
@@ -1172,17 +779,7 @@
         </w:tc>
         <w:tc>
           <w:tcPr>
-            <w:tcW w:type="dxa" w:w="2600"/>
-          </w:tcPr>
-          <w:p>
-            <w:r>
-              <w:t>min_height</w:t>
-            </w:r>
-          </w:p>
-        </w:tc>
-        <w:tc>
-          <w:tcPr>
-            <w:tcW w:type="dxa" w:w="3800"/>
+            <w:tcW w:type="dxa" w:w="5400"/>
           </w:tcPr>
           <w:p>
             <w:r>
@@ -1194,7 +791,7 @@
       <w:tr>
         <w:tc>
           <w:tcPr>
-            <w:tcW w:type="dxa" w:w="3000"/>
+            <w:tcW w:type="dxa" w:w="4000"/>
           </w:tcPr>
           <w:p>
             <w:r>
@@ -1204,17 +801,7 @@
         </w:tc>
         <w:tc>
           <w:tcPr>
-            <w:tcW w:type="dxa" w:w="2600"/>
-          </w:tcPr>
-          <w:p>
-            <w:r>
-              <w:t>max_width</w:t>
-            </w:r>
-          </w:p>
-        </w:tc>
-        <w:tc>
-          <w:tcPr>
-            <w:tcW w:type="dxa" w:w="3800"/>
+            <w:tcW w:type="dxa" w:w="5400"/>
           </w:tcPr>
           <w:p>
             <w:r>
@@ -1226,7 +813,7 @@
       <w:tr>
         <w:tc>
           <w:tcPr>
-            <w:tcW w:type="dxa" w:w="3000"/>
+            <w:tcW w:type="dxa" w:w="4000"/>
           </w:tcPr>
           <w:p>
             <w:r>
@@ -1236,17 +823,7 @@
         </w:tc>
         <w:tc>
           <w:tcPr>
-            <w:tcW w:type="dxa" w:w="2600"/>
-          </w:tcPr>
-          <w:p>
-            <w:r>
-              <w:t>max_height</w:t>
-            </w:r>
-          </w:p>
-        </w:tc>
-        <w:tc>
-          <w:tcPr>
-            <w:tcW w:type="dxa" w:w="3800"/>
+            <w:tcW w:type="dxa" w:w="5400"/>
           </w:tcPr>
           <w:p>
             <w:r>
@@ -1258,7 +835,7 @@
       <w:tr>
         <w:tc>
           <w:tcPr>
-            <w:tcW w:type="dxa" w:w="3000"/>
+            <w:tcW w:type="dxa" w:w="4000"/>
           </w:tcPr>
           <w:p>
             <w:r>
@@ -1268,17 +845,7 @@
         </w:tc>
         <w:tc>
           <w:tcPr>
-            <w:tcW w:type="dxa" w:w="2600"/>
-          </w:tcPr>
-          <w:p>
-            <w:r>
-              <w:t>min_dpi</w:t>
-            </w:r>
-          </w:p>
-        </w:tc>
-        <w:tc>
-          <w:tcPr>
-            <w:tcW w:type="dxa" w:w="3800"/>
+            <w:tcW w:type="dxa" w:w="5400"/>
           </w:tcPr>
           <w:p>
             <w:r>
@@ -1290,7 +857,7 @@
       <w:tr>
         <w:tc>
           <w:tcPr>
-            <w:tcW w:type="dxa" w:w="3000"/>
+            <w:tcW w:type="dxa" w:w="4000"/>
           </w:tcPr>
           <w:p>
             <w:r>
@@ -1300,17 +867,7 @@
         </w:tc>
         <w:tc>
           <w:tcPr>
-            <w:tcW w:type="dxa" w:w="2600"/>
-          </w:tcPr>
-          <w:p>
-            <w:r>
-              <w:t>allowed_types</w:t>
-            </w:r>
-          </w:p>
-        </w:tc>
-        <w:tc>
-          <w:tcPr>
-            <w:tcW w:type="dxa" w:w="3800"/>
+            <w:tcW w:type="dxa" w:w="5400"/>
           </w:tcPr>
           <w:p>
             <w:r>
@@ -1329,14 +886,13 @@
         <w:tblLook w:firstColumn="1" w:firstRow="1" w:lastColumn="0" w:lastRow="0" w:noHBand="0" w:noVBand="1" w:val="04A0"/>
       </w:tblPr>
       <w:tblGrid>
-        <w:gridCol w:w="3000"/>
-        <w:gridCol w:w="2600"/>
-        <w:gridCol w:w="3800"/>
+        <w:gridCol w:w="4000"/>
+        <w:gridCol w:w="5400"/>
       </w:tblGrid>
       <w:tr>
         <w:tc>
           <w:tcPr>
-            <w:tcW w:type="dxa" w:w="3000"/>
+            <w:tcW w:type="dxa" w:w="4000"/>
             <w:shd w:val="clear" w:color="auto" w:fill="D9E2F3"/>
           </w:tcPr>
           <w:p>
@@ -1345,28 +901,13 @@
               <w:rPr>
                 <w:b/>
               </w:rPr>
-              <w:t>Képtípus a felületen</w:t>
+              <w:t>Képtípus</w:t>
             </w:r>
           </w:p>
         </w:tc>
         <w:tc>
           <w:tcPr>
-            <w:tcW w:type="dxa" w:w="2600"/>
-            <w:shd w:val="clear" w:color="auto" w:fill="D9E2F3"/>
-          </w:tcPr>
-          <w:p>
-            <w:r/>
-            <w:r>
-              <w:rPr>
-                <w:b/>
-              </w:rPr>
-              <w:t>Azonosító a JSON fájlban</w:t>
-            </w:r>
-          </w:p>
-        </w:tc>
-        <w:tc>
-          <w:tcPr>
-            <w:tcW w:type="dxa" w:w="3800"/>
+            <w:tcW w:type="dxa" w:w="5400"/>
             <w:shd w:val="clear" w:color="auto" w:fill="D9E2F3"/>
           </w:tcPr>
           <w:p>
@@ -1383,7 +924,7 @@
       <w:tr>
         <w:tc>
           <w:tcPr>
-            <w:tcW w:type="dxa" w:w="3000"/>
+            <w:tcW w:type="dxa" w:w="4000"/>
           </w:tcPr>
           <w:p>
             <w:r>
@@ -1393,17 +934,7 @@
         </w:tc>
         <w:tc>
           <w:tcPr>
-            <w:tcW w:type="dxa" w:w="2600"/>
-          </w:tcPr>
-          <w:p>
-            <w:r>
-              <w:t>RGB</w:t>
-            </w:r>
-          </w:p>
-        </w:tc>
-        <w:tc>
-          <w:tcPr>
-            <w:tcW w:type="dxa" w:w="3800"/>
+            <w:tcW w:type="dxa" w:w="5400"/>
           </w:tcPr>
           <w:p>
             <w:r>
@@ -1415,7 +946,7 @@
       <w:tr>
         <w:tc>
           <w:tcPr>
-            <w:tcW w:type="dxa" w:w="3000"/>
+            <w:tcW w:type="dxa" w:w="4000"/>
           </w:tcPr>
           <w:p>
             <w:r>
@@ -1425,17 +956,7 @@
         </w:tc>
         <w:tc>
           <w:tcPr>
-            <w:tcW w:type="dxa" w:w="2600"/>
-          </w:tcPr>
-          <w:p>
-            <w:r>
-              <w:t>RGBA</w:t>
-            </w:r>
-          </w:p>
-        </w:tc>
-        <w:tc>
-          <w:tcPr>
-            <w:tcW w:type="dxa" w:w="3800"/>
+            <w:tcW w:type="dxa" w:w="5400"/>
           </w:tcPr>
           <w:p>
             <w:r>
@@ -1447,7 +968,7 @@
       <w:tr>
         <w:tc>
           <w:tcPr>
-            <w:tcW w:type="dxa" w:w="3000"/>
+            <w:tcW w:type="dxa" w:w="4000"/>
           </w:tcPr>
           <w:p>
             <w:r>
@@ -1457,17 +978,7 @@
         </w:tc>
         <w:tc>
           <w:tcPr>
-            <w:tcW w:type="dxa" w:w="2600"/>
-          </w:tcPr>
-          <w:p>
-            <w:r>
-              <w:t>greyscale</w:t>
-            </w:r>
-          </w:p>
-        </w:tc>
-        <w:tc>
-          <w:tcPr>
-            <w:tcW w:type="dxa" w:w="3800"/>
+            <w:tcW w:type="dxa" w:w="5400"/>
           </w:tcPr>
           <w:p>
             <w:r>
@@ -1479,7 +990,7 @@
       <w:tr>
         <w:tc>
           <w:tcPr>
-            <w:tcW w:type="dxa" w:w="3000"/>
+            <w:tcW w:type="dxa" w:w="4000"/>
           </w:tcPr>
           <w:p>
             <w:r>
@@ -1489,17 +1000,7 @@
         </w:tc>
         <w:tc>
           <w:tcPr>
-            <w:tcW w:type="dxa" w:w="2600"/>
-          </w:tcPr>
-          <w:p>
-            <w:r>
-              <w:t>B&amp;W</w:t>
-            </w:r>
-          </w:p>
-        </w:tc>
-        <w:tc>
-          <w:tcPr>
-            <w:tcW w:type="dxa" w:w="3800"/>
+            <w:tcW w:type="dxa" w:w="5400"/>
           </w:tcPr>
           <w:p>
             <w:r>
@@ -1511,7 +1012,7 @@
       <w:tr>
         <w:tc>
           <w:tcPr>
-            <w:tcW w:type="dxa" w:w="3000"/>
+            <w:tcW w:type="dxa" w:w="4000"/>
           </w:tcPr>
           <w:p>
             <w:r>
@@ -1521,17 +1022,7 @@
         </w:tc>
         <w:tc>
           <w:tcPr>
-            <w:tcW w:type="dxa" w:w="2600"/>
-          </w:tcPr>
-          <w:p>
-            <w:r>
-              <w:t>CMYK</w:t>
-            </w:r>
-          </w:p>
-        </w:tc>
-        <w:tc>
-          <w:tcPr>
-            <w:tcW w:type="dxa" w:w="3800"/>
+            <w:tcW w:type="dxa" w:w="5400"/>
           </w:tcPr>
           <w:p>
             <w:r>
@@ -1543,7 +1034,7 @@
       <w:tr>
         <w:tc>
           <w:tcPr>
-            <w:tcW w:type="dxa" w:w="3000"/>
+            <w:tcW w:type="dxa" w:w="4000"/>
           </w:tcPr>
           <w:p>
             <w:r>
@@ -1553,17 +1044,7 @@
         </w:tc>
         <w:tc>
           <w:tcPr>
-            <w:tcW w:type="dxa" w:w="2600"/>
-          </w:tcPr>
-          <w:p>
-            <w:r>
-              <w:t>palette</w:t>
-            </w:r>
-          </w:p>
-        </w:tc>
-        <w:tc>
-          <w:tcPr>
-            <w:tcW w:type="dxa" w:w="3800"/>
+            <w:tcW w:type="dxa" w:w="5400"/>
           </w:tcPr>
           <w:p>
             <w:r>
@@ -1612,142 +1093,15 @@
     </w:p>
     <w:p>
       <w:r>
-        <w:t>Más feltételkészlet betöltése: Feltételek betöltése... gomb, majd a JSON fájl kiválasztása. Mentés tetszőleges néven: Feltételek mentése másként... gomb.</w:t>
-      </w:r>
-    </w:p>
-    <w:p>
-      <w:r>
-        <w:t>Ha azt szeretné, hogy a program mindig a saját feltételeivel induljon, mentse őket criterias.json néven az exe mellé. A fájl egyszerű JSON szöveg, Jegyzettömbbel is szerkeszthető (a képtípusokat az azonosítójukkal kell megadni):</w:t>
+        <w:t>Más feltételkészlet betöltése: Feltételek betöltése... gomb, majd a JSON fájl kiválasztása. Mentés tetszőleges néven: Feltételek mentése másként... gomb. A feltételfájlokról bővebben a 12. fejezet szól.</w:t>
       </w:r>
     </w:p>
     <w:p>
       <w:pPr>
-        <w:spacing w:after="0"/>
-        <w:ind w:left="360"/>
+        <w:pStyle w:val="Heading2"/>
       </w:pPr>
       <w:r>
-        <w:rPr>
-          <w:rFonts w:ascii="Consolas" w:hAnsi="Consolas" w:eastAsia="Consolas"/>
-          <w:sz w:val="19"/>
-        </w:rPr>
-        <w:t>{</w:t>
-      </w:r>
-    </w:p>
-    <w:p>
-      <w:pPr>
-        <w:spacing w:after="0"/>
-        <w:ind w:left="360"/>
-      </w:pPr>
-      <w:r>
-        <w:rPr>
-          <w:rFonts w:ascii="Consolas" w:hAnsi="Consolas" w:eastAsia="Consolas"/>
-          <w:sz w:val="19"/>
-        </w:rPr>
-        <w:t xml:space="preserve">  "max_file_size_mb": 2.0,</w:t>
-      </w:r>
-    </w:p>
-    <w:p>
-      <w:pPr>
-        <w:spacing w:after="0"/>
-        <w:ind w:left="360"/>
-      </w:pPr>
-      <w:r>
-        <w:rPr>
-          <w:rFonts w:ascii="Consolas" w:hAnsi="Consolas" w:eastAsia="Consolas"/>
-          <w:sz w:val="19"/>
-        </w:rPr>
-        <w:t xml:space="preserve">  "min_width": 945,</w:t>
-      </w:r>
-    </w:p>
-    <w:p>
-      <w:pPr>
-        <w:spacing w:after="0"/>
-        <w:ind w:left="360"/>
-      </w:pPr>
-      <w:r>
-        <w:rPr>
-          <w:rFonts w:ascii="Consolas" w:hAnsi="Consolas" w:eastAsia="Consolas"/>
-          <w:sz w:val="19"/>
-        </w:rPr>
-        <w:t xml:space="preserve">  "min_height": 945,</w:t>
-      </w:r>
-    </w:p>
-    <w:p>
-      <w:pPr>
-        <w:spacing w:after="0"/>
-        <w:ind w:left="360"/>
-      </w:pPr>
-      <w:r>
-        <w:rPr>
-          <w:rFonts w:ascii="Consolas" w:hAnsi="Consolas" w:eastAsia="Consolas"/>
-          <w:sz w:val="19"/>
-        </w:rPr>
-        <w:t xml:space="preserve">  "max_width": 2835,</w:t>
-      </w:r>
-    </w:p>
-    <w:p>
-      <w:pPr>
-        <w:spacing w:after="0"/>
-        <w:ind w:left="360"/>
-      </w:pPr>
-      <w:r>
-        <w:rPr>
-          <w:rFonts w:ascii="Consolas" w:hAnsi="Consolas" w:eastAsia="Consolas"/>
-          <w:sz w:val="19"/>
-        </w:rPr>
-        <w:t xml:space="preserve">  "max_height": 2010,</w:t>
-      </w:r>
-    </w:p>
-    <w:p>
-      <w:pPr>
-        <w:spacing w:after="0"/>
-        <w:ind w:left="360"/>
-      </w:pPr>
-      <w:r>
-        <w:rPr>
-          <w:rFonts w:ascii="Consolas" w:hAnsi="Consolas" w:eastAsia="Consolas"/>
-          <w:sz w:val="19"/>
-        </w:rPr>
-        <w:t xml:space="preserve">  "min_dpi": 96.0,</w:t>
-      </w:r>
-    </w:p>
-    <w:p>
-      <w:pPr>
-        <w:spacing w:after="0"/>
-        <w:ind w:left="360"/>
-      </w:pPr>
-      <w:r>
-        <w:rPr>
-          <w:rFonts w:ascii="Consolas" w:hAnsi="Consolas" w:eastAsia="Consolas"/>
-          <w:sz w:val="19"/>
-        </w:rPr>
-        <w:t xml:space="preserve">  "allowed_types": ["RGB", "greyscale", "B&amp;W", "CMYK"]</w:t>
-      </w:r>
-    </w:p>
-    <w:p>
-      <w:pPr>
-        <w:spacing w:after="0"/>
-        <w:ind w:left="360"/>
-      </w:pPr>
-      <w:r>
-        <w:rPr>
-          <w:rFonts w:ascii="Consolas" w:hAnsi="Consolas" w:eastAsia="Consolas"/>
-          <w:sz w:val="19"/>
-        </w:rPr>
-        <w:t>}</w:t>
-      </w:r>
-    </w:p>
-    <w:p>
-      <w:pPr>
-        <w:spacing w:after="0"/>
-      </w:pPr>
-    </w:p>
-    <w:p>
-      <w:pPr>
-        <w:pStyle w:val="Heading1"/>
-      </w:pPr>
-      <w:r>
-        <w:t>10. Gyakori kérdések és hibaüzenetek</w:t>
+        <w:t>9. Gyakori kérdések és hibaüzenetek</w:t>
       </w:r>
     </w:p>
     <w:tbl>
@@ -1925,6 +1279,1196 @@
           </w:p>
         </w:tc>
       </w:tr>
+    </w:tbl>
+    <w:p/>
+    <w:p>
+      <w:r>
+        <w:br w:type="page"/>
+      </w:r>
+    </w:p>
+    <w:p>
+      <w:pPr>
+        <w:pStyle w:val="Heading1"/>
+      </w:pPr>
+      <w:r>
+        <w:t>II. Haladó használat és testreszabás</w:t>
+      </w:r>
+    </w:p>
+    <w:p>
+      <w:pPr>
+        <w:pStyle w:val="Heading2"/>
+      </w:pPr>
+      <w:r>
+        <w:t>10. Parancssori paraméterek</w:t>
+      </w:r>
+    </w:p>
+    <w:p>
+      <w:r>
+        <w:t>A program parancssorból (vagy parancsikonból) paraméterekkel is indítható:</w:t>
+      </w:r>
+    </w:p>
+    <w:p>
+      <w:pPr>
+        <w:spacing w:after="0"/>
+        <w:ind w:left="360"/>
+      </w:pPr>
+      <w:r>
+        <w:rPr>
+          <w:rFonts w:ascii="Consolas" w:hAnsi="Consolas" w:eastAsia="Consolas"/>
+          <w:sz w:val="19"/>
+        </w:rPr>
+        <w:t>TrademarkImage.exe</w:t>
+      </w:r>
+    </w:p>
+    <w:p>
+      <w:pPr>
+        <w:spacing w:after="0"/>
+        <w:ind w:left="360"/>
+      </w:pPr>
+      <w:r>
+        <w:rPr>
+          <w:rFonts w:ascii="Consolas" w:hAnsi="Consolas" w:eastAsia="Consolas"/>
+          <w:sz w:val="19"/>
+        </w:rPr>
+        <w:t>TrademarkImage.exe kep.jpg</w:t>
+      </w:r>
+    </w:p>
+    <w:p>
+      <w:pPr>
+        <w:spacing w:after="0"/>
+        <w:ind w:left="360"/>
+      </w:pPr>
+      <w:r>
+        <w:rPr>
+          <w:rFonts w:ascii="Consolas" w:hAnsi="Consolas" w:eastAsia="Consolas"/>
+          <w:sz w:val="19"/>
+        </w:rPr>
+        <w:t>TrademarkImage.exe --config sajat_feltetelek.json kep.jpg</w:t>
+      </w:r>
+    </w:p>
+    <w:p>
+      <w:pPr>
+        <w:spacing w:after="0"/>
+        <w:ind w:left="360"/>
+      </w:pPr>
+      <w:r>
+        <w:rPr>
+          <w:rFonts w:ascii="Consolas" w:hAnsi="Consolas" w:eastAsia="Consolas"/>
+          <w:sz w:val="19"/>
+        </w:rPr>
+        <w:t>TrademarkImage.exe --lang en</w:t>
+      </w:r>
+    </w:p>
+    <w:p>
+      <w:pPr>
+        <w:spacing w:after="0"/>
+        <w:ind w:left="360"/>
+      </w:pPr>
+      <w:r>
+        <w:rPr>
+          <w:rFonts w:ascii="Consolas" w:hAnsi="Consolas" w:eastAsia="Consolas"/>
+          <w:sz w:val="19"/>
+        </w:rPr>
+        <w:t>TrademarkImage.exe --locals sajat_szovegek.json</w:t>
+      </w:r>
+    </w:p>
+    <w:p>
+      <w:pPr>
+        <w:spacing w:after="0"/>
+      </w:pPr>
+    </w:p>
+    <w:tbl>
+      <w:tblPr>
+        <w:tblStyle w:val="TableGrid"/>
+        <w:tblW w:type="auto" w:w="0"/>
+        <w:tblLayout w:type="fixed"/>
+        <w:tblLook w:firstColumn="1" w:firstRow="1" w:lastColumn="0" w:lastRow="0" w:noHBand="0" w:noVBand="1" w:val="04A0"/>
+      </w:tblPr>
+      <w:tblGrid>
+        <w:gridCol w:w="2200"/>
+        <w:gridCol w:w="7200"/>
+      </w:tblGrid>
+      <w:tr>
+        <w:tc>
+          <w:tcPr>
+            <w:tcW w:type="dxa" w:w="2200"/>
+            <w:shd w:val="clear" w:color="auto" w:fill="D9E2F3"/>
+          </w:tcPr>
+          <w:p>
+            <w:r/>
+            <w:r>
+              <w:rPr>
+                <w:b/>
+              </w:rPr>
+              <w:t>Paraméter</w:t>
+            </w:r>
+          </w:p>
+        </w:tc>
+        <w:tc>
+          <w:tcPr>
+            <w:tcW w:type="dxa" w:w="7200"/>
+            <w:shd w:val="clear" w:color="auto" w:fill="D9E2F3"/>
+          </w:tcPr>
+          <w:p>
+            <w:r/>
+            <w:r>
+              <w:rPr>
+                <w:b/>
+              </w:rPr>
+              <w:t>Jelentése</w:t>
+            </w:r>
+          </w:p>
+        </w:tc>
+      </w:tr>
+      <w:tr>
+        <w:tc>
+          <w:tcPr>
+            <w:tcW w:type="dxa" w:w="2200"/>
+          </w:tcPr>
+          <w:p>
+            <w:r>
+              <w:t>--config FÁJL</w:t>
+            </w:r>
+          </w:p>
+        </w:tc>
+        <w:tc>
+          <w:tcPr>
+            <w:tcW w:type="dxa" w:w="7200"/>
+          </w:tcPr>
+          <w:p>
+            <w:r>
+              <w:t>A feltételeket tartalmazó JSON fájl (alapértelmezés: criterias.json az indítási könyvtárban). Lásd a 12. fejezetet.</w:t>
+            </w:r>
+          </w:p>
+        </w:tc>
+      </w:tr>
+      <w:tr>
+        <w:tc>
+          <w:tcPr>
+            <w:tcW w:type="dxa" w:w="2200"/>
+          </w:tcPr>
+          <w:p>
+            <w:r>
+              <w:t>--lang KÓD</w:t>
+            </w:r>
+          </w:p>
+        </w:tc>
+        <w:tc>
+          <w:tcPr>
+            <w:tcW w:type="dxa" w:w="7200"/>
+          </w:tcPr>
+          <w:p>
+            <w:r>
+              <w:t>A felület nyelve: hu (magyar) vagy en (angol), illetve bármely további, a locals.json-ba felvett nyelv kódja. Lásd a 11. fejezetet.</w:t>
+            </w:r>
+          </w:p>
+        </w:tc>
+      </w:tr>
+      <w:tr>
+        <w:tc>
+          <w:tcPr>
+            <w:tcW w:type="dxa" w:w="2200"/>
+          </w:tcPr>
+          <w:p>
+            <w:r>
+              <w:t>--locals FÁJL</w:t>
+            </w:r>
+          </w:p>
+        </w:tc>
+        <w:tc>
+          <w:tcPr>
+            <w:tcW w:type="dxa" w:w="7200"/>
+          </w:tcPr>
+          <w:p>
+            <w:r>
+              <w:t>Saját szövegfájl (alapértelmezés: locals.json az indítási könyvtárban, ha van).</w:t>
+            </w:r>
+          </w:p>
+        </w:tc>
+      </w:tr>
+      <w:tr>
+        <w:tc>
+          <w:tcPr>
+            <w:tcW w:type="dxa" w:w="2200"/>
+          </w:tcPr>
+          <w:p>
+            <w:r>
+              <w:t>KÉP</w:t>
+            </w:r>
+          </w:p>
+        </w:tc>
+        <w:tc>
+          <w:tcPr>
+            <w:tcW w:type="dxa" w:w="7200"/>
+          </w:tcPr>
+          <w:p>
+            <w:r>
+              <w:t>Induláskor megnyitandó képfájl.</w:t>
+            </w:r>
+          </w:p>
+        </w:tc>
+      </w:tr>
+      <w:tr>
+        <w:tc>
+          <w:tcPr>
+            <w:tcW w:type="dxa" w:w="2200"/>
+          </w:tcPr>
+          <w:p>
+            <w:r>
+              <w:t>--version</w:t>
+            </w:r>
+          </w:p>
+        </w:tc>
+        <w:tc>
+          <w:tcPr>
+            <w:tcW w:type="dxa" w:w="7200"/>
+          </w:tcPr>
+          <w:p>
+            <w:r>
+              <w:t>Kiírja a program verziószámát.</w:t>
+            </w:r>
+          </w:p>
+        </w:tc>
+      </w:tr>
+    </w:tbl>
+    <w:p/>
+    <w:p>
+      <w:r>
+        <w:t>Az indítási könyvtár dupla kattintásos indításnál az exe mappája. Parancsikon esetén a parancsikon „Indítás helye” mezője adja meg.</w:t>
+      </w:r>
+    </w:p>
+    <w:p>
+      <w:pPr>
+        <w:pStyle w:val="Heading2"/>
+      </w:pPr>
+      <w:r>
+        <w:t>11. A nyelv beállítása és a nyelvi fájl</w:t>
+      </w:r>
+    </w:p>
+    <w:p>
+      <w:pPr>
+        <w:pStyle w:val="Heading3"/>
+      </w:pPr>
+      <w:r>
+        <w:t>11.1 A nyelv kiválasztása</w:t>
+      </w:r>
+    </w:p>
+    <w:p>
+      <w:pPr>
+        <w:pStyle w:val="ListBullet"/>
+      </w:pPr>
+      <w:r>
+        <w:rPr>
+          <w:b/>
+        </w:rPr>
+        <w:t xml:space="preserve">Futás közben: </w:t>
+      </w:r>
+      <w:r>
+        <w:t>a főablak jobb felső sarkában lévő Nyelv listában. A választás csak az adott futásra érvényes.</w:t>
+      </w:r>
+    </w:p>
+    <w:p>
+      <w:pPr>
+        <w:pStyle w:val="ListBullet"/>
+      </w:pPr>
+      <w:r>
+        <w:rPr>
+          <w:b/>
+        </w:rPr>
+        <w:t xml:space="preserve">Indításkor: </w:t>
+      </w:r>
+      <w:r>
+        <w:t>a --lang paraméterrel, pl. TrademarkImage.exe --lang en.</w:t>
+      </w:r>
+    </w:p>
+    <w:p>
+      <w:pPr>
+        <w:pStyle w:val="ListBullet"/>
+      </w:pPr>
+      <w:r>
+        <w:rPr>
+          <w:b/>
+        </w:rPr>
+        <w:t xml:space="preserve">Tartósan: </w:t>
+      </w:r>
+      <w:r>
+        <w:t>a locals.json fájlban a "default_language" értékének átírásával (pl. "en").</w:t>
+      </w:r>
+    </w:p>
+    <w:p>
+      <w:pPr>
+        <w:pStyle w:val="Heading3"/>
+      </w:pPr>
+      <w:r>
+        <w:t>11.2 A locals.json felépítése</w:t>
+      </w:r>
+    </w:p>
+    <w:p>
+      <w:r>
+        <w:t>A program összes szövege a locals.json fájlban van, amely az exe mellett található, és Jegyzettömbbel szerkeszthető (UTF-8 kódolással mentse). Felépítése:</w:t>
+      </w:r>
+    </w:p>
+    <w:p>
+      <w:pPr>
+        <w:spacing w:after="0"/>
+        <w:ind w:left="360"/>
+      </w:pPr>
+      <w:r>
+        <w:rPr>
+          <w:rFonts w:ascii="Consolas" w:hAnsi="Consolas" w:eastAsia="Consolas"/>
+          <w:sz w:val="19"/>
+        </w:rPr>
+        <w:t>{</w:t>
+      </w:r>
+    </w:p>
+    <w:p>
+      <w:pPr>
+        <w:spacing w:after="0"/>
+        <w:ind w:left="360"/>
+      </w:pPr>
+      <w:r>
+        <w:rPr>
+          <w:rFonts w:ascii="Consolas" w:hAnsi="Consolas" w:eastAsia="Consolas"/>
+          <w:sz w:val="19"/>
+        </w:rPr>
+        <w:t xml:space="preserve">  "default_language": "hu",</w:t>
+      </w:r>
+    </w:p>
+    <w:p>
+      <w:pPr>
+        <w:spacing w:after="0"/>
+        <w:ind w:left="360"/>
+      </w:pPr>
+      <w:r>
+        <w:rPr>
+          <w:rFonts w:ascii="Consolas" w:hAnsi="Consolas" w:eastAsia="Consolas"/>
+          <w:sz w:val="19"/>
+        </w:rPr>
+        <w:t xml:space="preserve">  "languages": {</w:t>
+      </w:r>
+    </w:p>
+    <w:p>
+      <w:pPr>
+        <w:spacing w:after="0"/>
+        <w:ind w:left="360"/>
+      </w:pPr>
+      <w:r>
+        <w:rPr>
+          <w:rFonts w:ascii="Consolas" w:hAnsi="Consolas" w:eastAsia="Consolas"/>
+          <w:sz w:val="19"/>
+        </w:rPr>
+        <w:t xml:space="preserve">    "hu": { "language_name": "Magyar",  "prop.width": "Szélesség", ... },</w:t>
+      </w:r>
+    </w:p>
+    <w:p>
+      <w:pPr>
+        <w:spacing w:after="0"/>
+        <w:ind w:left="360"/>
+      </w:pPr>
+      <w:r>
+        <w:rPr>
+          <w:rFonts w:ascii="Consolas" w:hAnsi="Consolas" w:eastAsia="Consolas"/>
+          <w:sz w:val="19"/>
+        </w:rPr>
+        <w:t xml:space="preserve">    "en": { "language_name": "English", "prop.width": "Width", ... }</w:t>
+      </w:r>
+    </w:p>
+    <w:p>
+      <w:pPr>
+        <w:spacing w:after="0"/>
+        <w:ind w:left="360"/>
+      </w:pPr>
+      <w:r>
+        <w:rPr>
+          <w:rFonts w:ascii="Consolas" w:hAnsi="Consolas" w:eastAsia="Consolas"/>
+          <w:sz w:val="19"/>
+        </w:rPr>
+        <w:t xml:space="preserve">  }</w:t>
+      </w:r>
+    </w:p>
+    <w:p>
+      <w:pPr>
+        <w:spacing w:after="0"/>
+        <w:ind w:left="360"/>
+      </w:pPr>
+      <w:r>
+        <w:rPr>
+          <w:rFonts w:ascii="Consolas" w:hAnsi="Consolas" w:eastAsia="Consolas"/>
+          <w:sz w:val="19"/>
+        </w:rPr>
+        <w:t>}</w:t>
+      </w:r>
+    </w:p>
+    <w:p>
+      <w:pPr>
+        <w:spacing w:after="0"/>
+      </w:pPr>
+    </w:p>
+    <w:p>
+      <w:pPr>
+        <w:pStyle w:val="ListBullet"/>
+      </w:pPr>
+      <w:r>
+        <w:t>Egy szöveg módosításához írja át az idézőjelek közötti értéket a kettőspont után. A kulcsot (a kettőspont előtti részt) ne változtassa meg.</w:t>
+      </w:r>
+    </w:p>
+    <w:p>
+      <w:pPr>
+        <w:pStyle w:val="ListBullet"/>
+      </w:pPr>
+      <w:r>
+        <w:t>A kapcsos zárójelben lévő részeket (pl. {value}, {path}) a program tölti ki - ezeket változatlanul hagyja meg. A \n új sort jelent.</w:t>
+      </w:r>
+    </w:p>
+    <w:p>
+      <w:pPr>
+        <w:pStyle w:val="ListBullet"/>
+      </w:pPr>
+      <w:r>
+        <w:t>Ha egy szöveg hiányzik egy nyelvből, a program az angol szöveget mutatja. Hibás fájl esetén figyelmeztetést ad, és a beépített szövegekkel dolgozik.</w:t>
+      </w:r>
+    </w:p>
+    <w:p>
+      <w:pPr>
+        <w:pStyle w:val="ListBullet"/>
+      </w:pPr>
+      <w:r>
+        <w:t>Elég csak a megváltoztatott szövegeket tartalmazó fájlt az exe mellé tenni: a program a beépített szövegekhez hozzáadja, illetve azokat felülírja vele.</w:t>
+      </w:r>
+    </w:p>
+    <w:p>
+      <w:pPr>
+        <w:pStyle w:val="Heading3"/>
+      </w:pPr>
+      <w:r>
+        <w:t>11.3 Új nyelv felvétele</w:t>
+      </w:r>
+    </w:p>
+    <w:p>
+      <w:pPr>
+        <w:pStyle w:val="ListNumber"/>
+        <w:numPr>
+          <w:ilvl w:val="0"/>
+          <w:numId w:val="13"/>
+        </w:numPr>
+      </w:pPr>
+      <w:r>
+        <w:t>Nyissa meg a locals.json fájlt, és másolja le az "en" blokkot.</w:t>
+      </w:r>
+    </w:p>
+    <w:p>
+      <w:pPr>
+        <w:pStyle w:val="ListNumber"/>
+        <w:numPr>
+          <w:ilvl w:val="0"/>
+          <w:numId w:val="13"/>
+        </w:numPr>
+      </w:pPr>
+      <w:r>
+        <w:t>Adjon neki új kódot (pl. "de"), és írja át a "language_name" értékét (pl. "Deutsch").</w:t>
+      </w:r>
+    </w:p>
+    <w:p>
+      <w:pPr>
+        <w:pStyle w:val="ListNumber"/>
+        <w:numPr>
+          <w:ilvl w:val="0"/>
+          <w:numId w:val="13"/>
+        </w:numPr>
+      </w:pPr>
+      <w:r>
+        <w:t>Fordítsa le a szövegeket, majd mentse a fájlt UTF-8 kódolással.</w:t>
+      </w:r>
+    </w:p>
+    <w:p>
+      <w:pPr>
+        <w:pStyle w:val="ListNumber"/>
+        <w:numPr>
+          <w:ilvl w:val="0"/>
+          <w:numId w:val="13"/>
+        </w:numPr>
+      </w:pPr>
+      <w:r>
+        <w:t>A program következő indításakor az új nyelv megjelenik a Nyelv listában.</w:t>
+      </w:r>
+    </w:p>
+    <w:p>
+      <w:pPr>
+        <w:pStyle w:val="Heading2"/>
+      </w:pPr>
+      <w:r>
+        <w:t>12. A feltételfájl</w:t>
+      </w:r>
+    </w:p>
+    <w:p>
+      <w:r>
+        <w:t>Induláskor a program az indítási könyvtárban lévő criterias.json fájlból tölti be a feltételeket, vagy a --config paraméterrel megadott fájlból. Ha azt szeretné, hogy a program mindig a saját feltételeivel induljon, mentse őket criterias.json néven az exe mellé (Feltételek mentése másként... gomb). A feltételfájl egyszerű JSON szöveg, Jegyzettömbbel is szerkeszthető:</w:t>
+      </w:r>
+    </w:p>
+    <w:p>
+      <w:pPr>
+        <w:spacing w:after="0"/>
+        <w:ind w:left="360"/>
+      </w:pPr>
+      <w:r>
+        <w:rPr>
+          <w:rFonts w:ascii="Consolas" w:hAnsi="Consolas" w:eastAsia="Consolas"/>
+          <w:sz w:val="19"/>
+        </w:rPr>
+        <w:t>{</w:t>
+      </w:r>
+    </w:p>
+    <w:p>
+      <w:pPr>
+        <w:spacing w:after="0"/>
+        <w:ind w:left="360"/>
+      </w:pPr>
+      <w:r>
+        <w:rPr>
+          <w:rFonts w:ascii="Consolas" w:hAnsi="Consolas" w:eastAsia="Consolas"/>
+          <w:sz w:val="19"/>
+        </w:rPr>
+        <w:t xml:space="preserve">  "max_file_size_mb": 2.0,</w:t>
+      </w:r>
+    </w:p>
+    <w:p>
+      <w:pPr>
+        <w:spacing w:after="0"/>
+        <w:ind w:left="360"/>
+      </w:pPr>
+      <w:r>
+        <w:rPr>
+          <w:rFonts w:ascii="Consolas" w:hAnsi="Consolas" w:eastAsia="Consolas"/>
+          <w:sz w:val="19"/>
+        </w:rPr>
+        <w:t xml:space="preserve">  "min_width": 945,</w:t>
+      </w:r>
+    </w:p>
+    <w:p>
+      <w:pPr>
+        <w:spacing w:after="0"/>
+        <w:ind w:left="360"/>
+      </w:pPr>
+      <w:r>
+        <w:rPr>
+          <w:rFonts w:ascii="Consolas" w:hAnsi="Consolas" w:eastAsia="Consolas"/>
+          <w:sz w:val="19"/>
+        </w:rPr>
+        <w:t xml:space="preserve">  "min_height": 945,</w:t>
+      </w:r>
+    </w:p>
+    <w:p>
+      <w:pPr>
+        <w:spacing w:after="0"/>
+        <w:ind w:left="360"/>
+      </w:pPr>
+      <w:r>
+        <w:rPr>
+          <w:rFonts w:ascii="Consolas" w:hAnsi="Consolas" w:eastAsia="Consolas"/>
+          <w:sz w:val="19"/>
+        </w:rPr>
+        <w:t xml:space="preserve">  "max_width": 2835,</w:t>
+      </w:r>
+    </w:p>
+    <w:p>
+      <w:pPr>
+        <w:spacing w:after="0"/>
+        <w:ind w:left="360"/>
+      </w:pPr>
+      <w:r>
+        <w:rPr>
+          <w:rFonts w:ascii="Consolas" w:hAnsi="Consolas" w:eastAsia="Consolas"/>
+          <w:sz w:val="19"/>
+        </w:rPr>
+        <w:t xml:space="preserve">  "max_height": 2010,</w:t>
+      </w:r>
+    </w:p>
+    <w:p>
+      <w:pPr>
+        <w:spacing w:after="0"/>
+        <w:ind w:left="360"/>
+      </w:pPr>
+      <w:r>
+        <w:rPr>
+          <w:rFonts w:ascii="Consolas" w:hAnsi="Consolas" w:eastAsia="Consolas"/>
+          <w:sz w:val="19"/>
+        </w:rPr>
+        <w:t xml:space="preserve">  "min_dpi": 96.0,</w:t>
+      </w:r>
+    </w:p>
+    <w:p>
+      <w:pPr>
+        <w:spacing w:after="0"/>
+        <w:ind w:left="360"/>
+      </w:pPr>
+      <w:r>
+        <w:rPr>
+          <w:rFonts w:ascii="Consolas" w:hAnsi="Consolas" w:eastAsia="Consolas"/>
+          <w:sz w:val="19"/>
+        </w:rPr>
+        <w:t xml:space="preserve">  "allowed_types": ["RGB", "greyscale", "B&amp;W", "CMYK"]</w:t>
+      </w:r>
+    </w:p>
+    <w:p>
+      <w:pPr>
+        <w:spacing w:after="0"/>
+        <w:ind w:left="360"/>
+      </w:pPr>
+      <w:r>
+        <w:rPr>
+          <w:rFonts w:ascii="Consolas" w:hAnsi="Consolas" w:eastAsia="Consolas"/>
+          <w:sz w:val="19"/>
+        </w:rPr>
+        <w:t>}</w:t>
+      </w:r>
+    </w:p>
+    <w:p>
+      <w:pPr>
+        <w:spacing w:after="0"/>
+      </w:pPr>
+    </w:p>
+    <w:tbl>
+      <w:tblPr>
+        <w:tblStyle w:val="TableGrid"/>
+        <w:tblW w:type="auto" w:w="0"/>
+        <w:tblLayout w:type="fixed"/>
+        <w:tblLook w:firstColumn="1" w:firstRow="1" w:lastColumn="0" w:lastRow="0" w:noHBand="0" w:noVBand="1" w:val="04A0"/>
+      </w:tblPr>
+      <w:tblGrid>
+        <w:gridCol w:w="2400"/>
+        <w:gridCol w:w="3600"/>
+        <w:gridCol w:w="3400"/>
+      </w:tblGrid>
+      <w:tr>
+        <w:tc>
+          <w:tcPr>
+            <w:tcW w:type="dxa" w:w="2400"/>
+            <w:shd w:val="clear" w:color="auto" w:fill="D9E2F3"/>
+          </w:tcPr>
+          <w:p>
+            <w:r/>
+            <w:r>
+              <w:rPr>
+                <w:b/>
+              </w:rPr>
+              <w:t>Kulcs</w:t>
+            </w:r>
+          </w:p>
+        </w:tc>
+        <w:tc>
+          <w:tcPr>
+            <w:tcW w:type="dxa" w:w="3600"/>
+            <w:shd w:val="clear" w:color="auto" w:fill="D9E2F3"/>
+          </w:tcPr>
+          <w:p>
+            <w:r/>
+            <w:r>
+              <w:rPr>
+                <w:b/>
+              </w:rPr>
+              <w:t>Mező a felületen</w:t>
+            </w:r>
+          </w:p>
+        </w:tc>
+        <w:tc>
+          <w:tcPr>
+            <w:tcW w:type="dxa" w:w="3400"/>
+            <w:shd w:val="clear" w:color="auto" w:fill="D9E2F3"/>
+          </w:tcPr>
+          <w:p>
+            <w:r/>
+            <w:r>
+              <w:rPr>
+                <w:b/>
+              </w:rPr>
+              <w:t>Alapérték</w:t>
+            </w:r>
+          </w:p>
+        </w:tc>
+      </w:tr>
+      <w:tr>
+        <w:tc>
+          <w:tcPr>
+            <w:tcW w:type="dxa" w:w="2400"/>
+          </w:tcPr>
+          <w:p>
+            <w:r>
+              <w:t>max_file_size_mb</w:t>
+            </w:r>
+          </w:p>
+        </w:tc>
+        <w:tc>
+          <w:tcPr>
+            <w:tcW w:type="dxa" w:w="3600"/>
+          </w:tcPr>
+          <w:p>
+            <w:r>
+              <w:t>Legnagyobb fájlméret (MB)</w:t>
+            </w:r>
+          </w:p>
+        </w:tc>
+        <w:tc>
+          <w:tcPr>
+            <w:tcW w:type="dxa" w:w="3400"/>
+          </w:tcPr>
+          <w:p>
+            <w:r>
+              <w:t>2.0</w:t>
+            </w:r>
+          </w:p>
+        </w:tc>
+      </w:tr>
+      <w:tr>
+        <w:tc>
+          <w:tcPr>
+            <w:tcW w:type="dxa" w:w="2400"/>
+          </w:tcPr>
+          <w:p>
+            <w:r>
+              <w:t>min_width</w:t>
+            </w:r>
+          </w:p>
+        </w:tc>
+        <w:tc>
+          <w:tcPr>
+            <w:tcW w:type="dxa" w:w="3600"/>
+          </w:tcPr>
+          <w:p>
+            <w:r>
+              <w:t>Legkisebb szélesség (px)</w:t>
+            </w:r>
+          </w:p>
+        </w:tc>
+        <w:tc>
+          <w:tcPr>
+            <w:tcW w:type="dxa" w:w="3400"/>
+          </w:tcPr>
+          <w:p>
+            <w:r>
+              <w:t>945</w:t>
+            </w:r>
+          </w:p>
+        </w:tc>
+      </w:tr>
+      <w:tr>
+        <w:tc>
+          <w:tcPr>
+            <w:tcW w:type="dxa" w:w="2400"/>
+          </w:tcPr>
+          <w:p>
+            <w:r>
+              <w:t>min_height</w:t>
+            </w:r>
+          </w:p>
+        </w:tc>
+        <w:tc>
+          <w:tcPr>
+            <w:tcW w:type="dxa" w:w="3600"/>
+          </w:tcPr>
+          <w:p>
+            <w:r>
+              <w:t>Legkisebb magasság (px)</w:t>
+            </w:r>
+          </w:p>
+        </w:tc>
+        <w:tc>
+          <w:tcPr>
+            <w:tcW w:type="dxa" w:w="3400"/>
+          </w:tcPr>
+          <w:p>
+            <w:r>
+              <w:t>945</w:t>
+            </w:r>
+          </w:p>
+        </w:tc>
+      </w:tr>
+      <w:tr>
+        <w:tc>
+          <w:tcPr>
+            <w:tcW w:type="dxa" w:w="2400"/>
+          </w:tcPr>
+          <w:p>
+            <w:r>
+              <w:t>max_width</w:t>
+            </w:r>
+          </w:p>
+        </w:tc>
+        <w:tc>
+          <w:tcPr>
+            <w:tcW w:type="dxa" w:w="3600"/>
+          </w:tcPr>
+          <w:p>
+            <w:r>
+              <w:t>Legnagyobb szélesség (px)</w:t>
+            </w:r>
+          </w:p>
+        </w:tc>
+        <w:tc>
+          <w:tcPr>
+            <w:tcW w:type="dxa" w:w="3400"/>
+          </w:tcPr>
+          <w:p>
+            <w:r>
+              <w:t>2835</w:t>
+            </w:r>
+          </w:p>
+        </w:tc>
+      </w:tr>
+      <w:tr>
+        <w:tc>
+          <w:tcPr>
+            <w:tcW w:type="dxa" w:w="2400"/>
+          </w:tcPr>
+          <w:p>
+            <w:r>
+              <w:t>max_height</w:t>
+            </w:r>
+          </w:p>
+        </w:tc>
+        <w:tc>
+          <w:tcPr>
+            <w:tcW w:type="dxa" w:w="3600"/>
+          </w:tcPr>
+          <w:p>
+            <w:r>
+              <w:t>Legnagyobb magasság (px)</w:t>
+            </w:r>
+          </w:p>
+        </w:tc>
+        <w:tc>
+          <w:tcPr>
+            <w:tcW w:type="dxa" w:w="3400"/>
+          </w:tcPr>
+          <w:p>
+            <w:r>
+              <w:t>2010</w:t>
+            </w:r>
+          </w:p>
+        </w:tc>
+      </w:tr>
+      <w:tr>
+        <w:tc>
+          <w:tcPr>
+            <w:tcW w:type="dxa" w:w="2400"/>
+          </w:tcPr>
+          <w:p>
+            <w:r>
+              <w:t>min_dpi</w:t>
+            </w:r>
+          </w:p>
+        </w:tc>
+        <w:tc>
+          <w:tcPr>
+            <w:tcW w:type="dxa" w:w="3600"/>
+          </w:tcPr>
+          <w:p>
+            <w:r>
+              <w:t>Legkisebb felbontás (DPI)</w:t>
+            </w:r>
+          </w:p>
+        </w:tc>
+        <w:tc>
+          <w:tcPr>
+            <w:tcW w:type="dxa" w:w="3400"/>
+          </w:tcPr>
+          <w:p>
+            <w:r>
+              <w:t>96.0</w:t>
+            </w:r>
+          </w:p>
+        </w:tc>
+      </w:tr>
+      <w:tr>
+        <w:tc>
+          <w:tcPr>
+            <w:tcW w:type="dxa" w:w="2400"/>
+          </w:tcPr>
+          <w:p>
+            <w:r>
+              <w:t>allowed_types</w:t>
+            </w:r>
+          </w:p>
+        </w:tc>
+        <w:tc>
+          <w:tcPr>
+            <w:tcW w:type="dxa" w:w="3600"/>
+          </w:tcPr>
+          <w:p>
+            <w:r>
+              <w:t>Megengedett képtípusok</w:t>
+            </w:r>
+          </w:p>
+        </w:tc>
+        <w:tc>
+          <w:tcPr>
+            <w:tcW w:type="dxa" w:w="3400"/>
+          </w:tcPr>
+          <w:p>
+            <w:r>
+              <w:t>["RGB", "greyscale", "B&amp;W", "CMYK"]</w:t>
+            </w:r>
+          </w:p>
+        </w:tc>
+      </w:tr>
+    </w:tbl>
+    <w:p/>
+    <w:p>
+      <w:r>
+        <w:t>A képtípusokat a fájlban az azonosítójukkal kell megadni:</w:t>
+      </w:r>
+    </w:p>
+    <w:tbl>
+      <w:tblPr>
+        <w:tblStyle w:val="TableGrid"/>
+        <w:tblW w:type="auto" w:w="0"/>
+        <w:tblLayout w:type="fixed"/>
+        <w:tblLook w:firstColumn="1" w:firstRow="1" w:lastColumn="0" w:lastRow="0" w:noHBand="0" w:noVBand="1" w:val="04A0"/>
+      </w:tblPr>
+      <w:tblGrid>
+        <w:gridCol w:w="4000"/>
+        <w:gridCol w:w="5400"/>
+      </w:tblGrid>
+      <w:tr>
+        <w:tc>
+          <w:tcPr>
+            <w:tcW w:type="dxa" w:w="4000"/>
+            <w:shd w:val="clear" w:color="auto" w:fill="D9E2F3"/>
+          </w:tcPr>
+          <w:p>
+            <w:r/>
+            <w:r>
+              <w:rPr>
+                <w:b/>
+              </w:rPr>
+              <w:t>Azonosító a fájlban</w:t>
+            </w:r>
+          </w:p>
+        </w:tc>
+        <w:tc>
+          <w:tcPr>
+            <w:tcW w:type="dxa" w:w="5400"/>
+            <w:shd w:val="clear" w:color="auto" w:fill="D9E2F3"/>
+          </w:tcPr>
+          <w:p>
+            <w:r/>
+            <w:r>
+              <w:rPr>
+                <w:b/>
+              </w:rPr>
+              <w:t>Képtípus a felületen</w:t>
+            </w:r>
+          </w:p>
+        </w:tc>
+      </w:tr>
+      <w:tr>
+        <w:tc>
+          <w:tcPr>
+            <w:tcW w:type="dxa" w:w="4000"/>
+          </w:tcPr>
+          <w:p>
+            <w:r>
+              <w:t>RGB</w:t>
+            </w:r>
+          </w:p>
+        </w:tc>
+        <w:tc>
+          <w:tcPr>
+            <w:tcW w:type="dxa" w:w="5400"/>
+          </w:tcPr>
+          <w:p>
+            <w:r>
+              <w:t>RGB (színes)</w:t>
+            </w:r>
+          </w:p>
+        </w:tc>
+      </w:tr>
+      <w:tr>
+        <w:tc>
+          <w:tcPr>
+            <w:tcW w:type="dxa" w:w="4000"/>
+          </w:tcPr>
+          <w:p>
+            <w:r>
+              <w:t>RGBA</w:t>
+            </w:r>
+          </w:p>
+        </w:tc>
+        <w:tc>
+          <w:tcPr>
+            <w:tcW w:type="dxa" w:w="5400"/>
+          </w:tcPr>
+          <w:p>
+            <w:r>
+              <w:t>RGBA (színes, átlátszó)</w:t>
+            </w:r>
+          </w:p>
+        </w:tc>
+      </w:tr>
+      <w:tr>
+        <w:tc>
+          <w:tcPr>
+            <w:tcW w:type="dxa" w:w="4000"/>
+          </w:tcPr>
+          <w:p>
+            <w:r>
+              <w:t>greyscale</w:t>
+            </w:r>
+          </w:p>
+        </w:tc>
+        <w:tc>
+          <w:tcPr>
+            <w:tcW w:type="dxa" w:w="5400"/>
+          </w:tcPr>
+          <w:p>
+            <w:r>
+              <w:t>szürkeárnyalatos</w:t>
+            </w:r>
+          </w:p>
+        </w:tc>
+      </w:tr>
+      <w:tr>
+        <w:tc>
+          <w:tcPr>
+            <w:tcW w:type="dxa" w:w="4000"/>
+          </w:tcPr>
+          <w:p>
+            <w:r>
+              <w:t>B&amp;W</w:t>
+            </w:r>
+          </w:p>
+        </w:tc>
+        <w:tc>
+          <w:tcPr>
+            <w:tcW w:type="dxa" w:w="5400"/>
+          </w:tcPr>
+          <w:p>
+            <w:r>
+              <w:t>fekete-fehér</w:t>
+            </w:r>
+          </w:p>
+        </w:tc>
+      </w:tr>
+      <w:tr>
+        <w:tc>
+          <w:tcPr>
+            <w:tcW w:type="dxa" w:w="4000"/>
+          </w:tcPr>
+          <w:p>
+            <w:r>
+              <w:t>CMYK</w:t>
+            </w:r>
+          </w:p>
+        </w:tc>
+        <w:tc>
+          <w:tcPr>
+            <w:tcW w:type="dxa" w:w="5400"/>
+          </w:tcPr>
+          <w:p>
+            <w:r>
+              <w:t>CMYK</w:t>
+            </w:r>
+          </w:p>
+        </w:tc>
+      </w:tr>
+      <w:tr>
+        <w:tc>
+          <w:tcPr>
+            <w:tcW w:type="dxa" w:w="4000"/>
+          </w:tcPr>
+          <w:p>
+            <w:r>
+              <w:t>palette</w:t>
+            </w:r>
+          </w:p>
+        </w:tc>
+        <w:tc>
+          <w:tcPr>
+            <w:tcW w:type="dxa" w:w="5400"/>
+          </w:tcPr>
+          <w:p>
+            <w:r>
+              <w:t>palettás</w:t>
+            </w:r>
+          </w:p>
+        </w:tc>
+      </w:tr>
+    </w:tbl>
+    <w:p/>
+    <w:p>
+      <w:pPr>
+        <w:pStyle w:val="ListBullet"/>
+      </w:pPr>
+      <w:r>
+        <w:t>A hiányzó kulcsok az alapértéket kapják, így elég csak az eltérő értékeket megadni.</w:t>
+      </w:r>
+    </w:p>
+    <w:p>
+      <w:pPr>
+        <w:pStyle w:val="ListBullet"/>
+      </w:pPr>
+      <w:r>
+        <w:t>Tizedesponttal kell írni (2.5), a pixelértékek egész számok.</w:t>
+      </w:r>
+    </w:p>
+    <w:p>
+      <w:pPr>
+        <w:pStyle w:val="ListBullet"/>
+      </w:pPr>
+      <w:r>
+        <w:t>Ismeretlen kulcs, hibás érték vagy ellentmondás (pl. a minimum nagyobb a maximumnál) esetén a program figyelmeztet, és az alapértelmezett feltételekkel indul.</w:t>
+      </w:r>
+    </w:p>
+    <w:p>
+      <w:pPr>
+        <w:pStyle w:val="Heading2"/>
+      </w:pPr>
+      <w:r>
+        <w:t>13. Hibaelhárítás a haladó beállításoknál</w:t>
+      </w:r>
+    </w:p>
+    <w:tbl>
+      <w:tblPr>
+        <w:tblStyle w:val="TableGrid"/>
+        <w:tblW w:type="auto" w:w="0"/>
+        <w:tblLayout w:type="fixed"/>
+        <w:tblLook w:firstColumn="1" w:firstRow="1" w:lastColumn="0" w:lastRow="0" w:noHBand="0" w:noVBand="1" w:val="04A0"/>
+      </w:tblPr>
+      <w:tblGrid>
+        <w:gridCol w:w="3400"/>
+        <w:gridCol w:w="6000"/>
+      </w:tblGrid>
+      <w:tr>
+        <w:tc>
+          <w:tcPr>
+            <w:tcW w:type="dxa" w:w="3400"/>
+            <w:shd w:val="clear" w:color="auto" w:fill="D9E2F3"/>
+          </w:tcPr>
+          <w:p>
+            <w:r/>
+            <w:r>
+              <w:rPr>
+                <w:b/>
+              </w:rPr>
+              <w:t>Üzenet / helyzet</w:t>
+            </w:r>
+          </w:p>
+        </w:tc>
+        <w:tc>
+          <w:tcPr>
+            <w:tcW w:type="dxa" w:w="6000"/>
+            <w:shd w:val="clear" w:color="auto" w:fill="D9E2F3"/>
+          </w:tcPr>
+          <w:p>
+            <w:r/>
+            <w:r>
+              <w:rPr>
+                <w:b/>
+              </w:rPr>
+              <w:t>Teendő</w:t>
+            </w:r>
+          </w:p>
+        </w:tc>
+      </w:tr>
       <w:tr>
         <w:tc>
           <w:tcPr>
@@ -1965,6 +2509,50 @@
           <w:p>
             <w:r>
               <w:t>A szöveg hiányzik a locals.json magyar részéből - pótolja a hiányzó kulcsot.</w:t>
+            </w:r>
+          </w:p>
+        </w:tc>
+      </w:tr>
+      <w:tr>
+        <w:tc>
+          <w:tcPr>
+            <w:tcW w:type="dxa" w:w="3400"/>
+          </w:tcPr>
+          <w:p>
+            <w:r>
+              <w:t>Kulcs (pl. prop.width) látszik szöveg helyett</w:t>
+            </w:r>
+          </w:p>
+        </w:tc>
+        <w:tc>
+          <w:tcPr>
+            <w:tcW w:type="dxa" w:w="6000"/>
+          </w:tcPr>
+          <w:p>
+            <w:r>
+              <w:t>A szöveg az angol részből is hiányzik - pótolja.</w:t>
+            </w:r>
+          </w:p>
+        </w:tc>
+      </w:tr>
+      <w:tr>
+        <w:tc>
+          <w:tcPr>
+            <w:tcW w:type="dxa" w:w="3400"/>
+          </w:tcPr>
+          <w:p>
+            <w:r>
+              <w:t>Ékezetes betűk helyett furcsa jelek</w:t>
+            </w:r>
+          </w:p>
+        </w:tc>
+        <w:tc>
+          <w:tcPr>
+            <w:tcW w:type="dxa" w:w="6000"/>
+          </w:tcPr>
+          <w:p>
+            <w:r>
+              <w:t>Mentse a locals.json-t UTF-8 kódolással.</w:t>
             </w:r>
           </w:p>
         </w:tc>
@@ -2194,6 +2782,12 @@
     </w:lvlOverride>
   </w:num>
   <w:num w:numId="12">
+    <w:abstractNumId w:val="7"/>
+    <w:lvlOverride w:ilvl="0">
+      <w:startOverride w:val="1"/>
+    </w:lvlOverride>
+  </w:num>
+  <w:num w:numId="13">
     <w:abstractNumId w:val="7"/>
     <w:lvlOverride w:ilvl="0">
       <w:startOverride w:val="1"/>

--- a/docs/TrademarkImage_Felhasznaloi_kezikonyv_HU.docx
+++ b/docs/TrademarkImage_Felhasznaloi_kezikonyv_HU.docx
@@ -1515,6 +1515,28 @@
           </w:tcPr>
           <w:p>
             <w:r>
+              <w:t>-h, --help</w:t>
+            </w:r>
+          </w:p>
+        </w:tc>
+        <w:tc>
+          <w:tcPr>
+            <w:tcW w:type="dxa" w:w="7200"/>
+          </w:tcPr>
+          <w:p>
+            <w:r>
+              <w:t>Megjeleníti a paraméterek leírását. Angolul: --lang en --help.</w:t>
+            </w:r>
+          </w:p>
+        </w:tc>
+      </w:tr>
+      <w:tr>
+        <w:tc>
+          <w:tcPr>
+            <w:tcW w:type="dxa" w:w="2200"/>
+          </w:tcPr>
+          <w:p>
+            <w:r>
               <w:t>--version</w:t>
             </w:r>
           </w:p>
@@ -1525,7 +1547,7 @@
           </w:tcPr>
           <w:p>
             <w:r>
-              <w:t>Kiírja a program verziószámát.</w:t>
+              <w:t>Megjeleníti a program verziószámát.</w:t>
             </w:r>
           </w:p>
         </w:tc>
@@ -1533,8 +1555,85 @@
     </w:tbl>
     <w:p/>
     <w:p>
+      <w:pPr>
+        <w:pStyle w:val="ListBullet"/>
+      </w:pPr>
+      <w:r>
+        <w:t>Az érték egyenlőségjellel is megadható (pl. --lang=en). A szóközt tartalmazó fájlneveket tegye idézőjelek közé.</w:t>
+      </w:r>
+    </w:p>
+    <w:p>
+      <w:pPr>
+        <w:pStyle w:val="ListBullet"/>
+      </w:pPr>
       <w:r>
         <w:t>Az indítási könyvtár dupla kattintásos indításnál az exe mappája. Parancsikon esetén a parancsikon „Indítás helye” mezője adja meg.</w:t>
+      </w:r>
+    </w:p>
+    <w:p>
+      <w:pPr>
+        <w:pStyle w:val="ListBullet"/>
+      </w:pPr>
+      <w:r>
+        <w:t>A súgó egy külön ablakban, a verziószám egy üzenetablakban jelenik meg; ezután a program kilép.</w:t>
+      </w:r>
+    </w:p>
+    <w:p>
+      <w:pPr>
+        <w:pStyle w:val="Heading3"/>
+      </w:pPr>
+      <w:r>
+        <w:t>10.1 Hibás paraméterek</w:t>
+      </w:r>
+    </w:p>
+    <w:p>
+      <w:r>
+        <w:t>A program induláskor ellenőrzi a paramétereket. Ha valamelyik hibás, egy hibaüzenetben felsorolja az összes problémát, és nem indul el. Hibának számít például:</w:t>
+      </w:r>
+    </w:p>
+    <w:p>
+      <w:pPr>
+        <w:pStyle w:val="ListBullet"/>
+      </w:pPr>
+      <w:r>
+        <w:t>a --config, a --locals vagy a --lang után hiányzik az érték;</w:t>
+      </w:r>
+    </w:p>
+    <w:p>
+      <w:pPr>
+        <w:pStyle w:val="ListBullet"/>
+      </w:pPr>
+      <w:r>
+        <w:t>a megadott fájl nem létezik, mappa, vagy nem megfelelő (pl. kép vagy szövegfájl a --config után);</w:t>
+      </w:r>
+    </w:p>
+    <w:p>
+      <w:pPr>
+        <w:pStyle w:val="ListBullet"/>
+      </w:pPr>
+      <w:r>
+        <w:t>ismeretlen nyelvkód a --lang után (az üzenet felsorolja az elérhető nyelveket);</w:t>
+      </w:r>
+    </w:p>
+    <w:p>
+      <w:pPr>
+        <w:pStyle w:val="ListBullet"/>
+      </w:pPr>
+      <w:r>
+        <w:t>a megadott kép nem létezik vagy nem kép;</w:t>
+      </w:r>
+    </w:p>
+    <w:p>
+      <w:pPr>
+        <w:pStyle w:val="ListBullet"/>
+      </w:pPr>
+      <w:r>
+        <w:t>ismeretlen vagy többször megadott paraméter, illetve egynél több képfájl.</w:t>
+      </w:r>
+    </w:p>
+    <w:p>
+      <w:r>
+        <w:t>A hibaüzenet a kiválasztott nyelven jelenik meg, és a végén megmutatja, hogyan kérhető súgó. Szkriptekből a kilépési kód is vizsgálható: 0 = rendben, 2 = parancssori hiba.</w:t>
       </w:r>
     </w:p>
     <w:p>
@@ -2415,7 +2514,7 @@
         <w:pStyle w:val="ListBullet"/>
       </w:pPr>
       <w:r>
-        <w:t>Ismeretlen kulcs, hibás érték vagy ellentmondás (pl. a minimum nagyobb a maximumnál) esetén a program figyelmeztet, és az alapértelmezett feltételekkel indul.</w:t>
+        <w:t>Ismeretlen kulcs, hibás érték vagy ellentmondás (pl. a minimum nagyobb a maximumnál) esetén: ha a fájlt a --config adta meg, a program hibaüzenettel kilép; az indítási könyvtár criterias.json fájljánál figyelmeztet, és az alapértelmezett feltételekkel indul.</w:t>
       </w:r>
     </w:p>
     <w:p>
@@ -2476,6 +2575,28 @@
           </w:tcPr>
           <w:p>
             <w:r>
+              <w:t>Parancssori hiba, a program nem indul</w:t>
+            </w:r>
+          </w:p>
+        </w:tc>
+        <w:tc>
+          <w:tcPr>
+            <w:tcW w:type="dxa" w:w="6000"/>
+          </w:tcPr>
+          <w:p>
+            <w:r>
+              <w:t>Javítsa a hibaüzenetben felsorolt paramétereket (lásd 10.1). A paraméterek leírása: --help.</w:t>
+            </w:r>
+          </w:p>
+        </w:tc>
+      </w:tr>
+      <w:tr>
+        <w:tc>
+          <w:tcPr>
+            <w:tcW w:type="dxa" w:w="3400"/>
+          </w:tcPr>
+          <w:p>
+            <w:r>
               <w:t>Figyelmeztetés indításkor</w:t>
             </w:r>
           </w:p>
@@ -2486,7 +2607,7 @@
           </w:tcPr>
           <w:p>
             <w:r>
-              <w:t>A feltételfájl vagy a locals.json hibás / nem található, vagy ismeretlen a --lang nyelvkód. A program az alapértelmezett beállításokkal fut.</w:t>
+              <w:t>Az indítási könyvtárban lévő criterias.json vagy locals.json hibás. A program az alapértelmezett beállításokkal fut.</w:t>
             </w:r>
           </w:p>
         </w:tc>

--- a/docs/TrademarkImage_Felhasznaloi_kezikonyv_HU.docx
+++ b/docs/TrademarkImage_Felhasznaloi_kezikonyv_HU.docx
@@ -24,7 +24,7 @@
           <w:color w:val="555555"/>
           <w:sz w:val="24"/>
         </w:rPr>
-        <w:t>Felhasználói kézikönyv (Trademark Image Checker, 1.1.0 verzió)</w:t>
+        <w:t>Felhasználói kézikönyv (Trademark Image Checker, 1.2.0 verzió)</w:t>
       </w:r>
     </w:p>
     <w:p>
@@ -329,7 +329,7 @@
     </w:p>
     <w:p>
       <w:r>
-        <w:t>Minden nem teljesülő feltételhez egy piros gomb tartozik, amelyen a feltétel neve, a kép jelenlegi értéke és zárójelben a követelmény olvasható, például: „Szélesség: 4000 px (945-2835 px)”. A lehetséges gombok: Fájlméret, Szélesség, Magasság, Felbontás és Képtípus. A felbontásnál „nincs megadva” látható, ha a fájl nem tárol DPI értéket.</w:t>
+        <w:t>Minden nem teljesülő feltételhez egy piros gomb tartozik, amelyen a feltétel neve, a kép jelenlegi értéke és zárójelben a követelmény olvasható, például: „Szélesség: 4000 px (945-2835 px)”. A lehetséges gombok: Fájlméret, Szélesség, Magasság, Felbontás, Képtípus és JPEG kódolás. A felbontásnál „nincs megadva” látható, ha a fájl nem tárol DPI értéket.</w:t>
       </w:r>
     </w:p>
     <w:p>
@@ -401,7 +401,7 @@
         <w:t xml:space="preserve">Felbontás: </w:t>
       </w:r>
       <w:r>
-        <w:t>egész szám DPI-ben. A felbontás csak a fájlban tárolt adat, a pixelméretet nem változtatja.</w:t>
+        <w:t>egész szám DPI-ben, a legkisebb és a legnagyobb felbontás között (alapesetben 96-600 DPI). A felbontás csak a fájlban tárolt adat, a pixelméretet nem változtatja.</w:t>
       </w:r>
     </w:p>
     <w:p>
@@ -430,6 +430,20 @@
       </w:r>
       <w:r>
         <w:t>a listából választható ki a megengedett típusok egyike.</w:t>
+      </w:r>
+    </w:p>
+    <w:p>
+      <w:pPr>
+        <w:pStyle w:val="ListBullet"/>
+      </w:pPr>
+      <w:r>
+        <w:rPr>
+          <w:b/>
+        </w:rPr>
+        <w:t xml:space="preserve">JPEG kódolás: </w:t>
+      </w:r>
+      <w:r>
+        <w:t>progresszív JPEG esetén válassza az „alap (baseline)” értéket; a program a képet alap JPEG-ként menti újra.</w:t>
       </w:r>
     </w:p>
     <w:p>
@@ -668,7 +682,7 @@
     <w:p/>
     <w:p>
       <w:r>
-        <w:t>Átalakításkor az átlátszó részek fehér hátteret kapnak (kivéve RGBA típus esetén), a fekete-fehér átalakítás 50%-os küszöbbel történik, a kép pedig a fényképezőgép által tárolt tájolás szerint elforgatásra kerül.</w:t>
+        <w:t>Átalakításkor a JPEG fájlok mindig alap (nem progresszív) kódolással készülnek, az átlátszó részek fehér hátteret kapnak (kivéve RGBA típus esetén), a fekete-fehér átalakítás 50%-os küszöbbel történik, a kép pedig a fényképezőgép által tárolt tájolás szerint elforgatásra kerül.</w:t>
       </w:r>
     </w:p>
     <w:p>
@@ -861,6 +875,28 @@
           </w:tcPr>
           <w:p>
             <w:r>
+              <w:t>Legnagyobb felbontás (DPI)</w:t>
+            </w:r>
+          </w:p>
+        </w:tc>
+        <w:tc>
+          <w:tcPr>
+            <w:tcW w:type="dxa" w:w="5400"/>
+          </w:tcPr>
+          <w:p>
+            <w:r>
+              <w:t>600</w:t>
+            </w:r>
+          </w:p>
+        </w:tc>
+      </w:tr>
+      <w:tr>
+        <w:tc>
+          <w:tcPr>
+            <w:tcW w:type="dxa" w:w="4000"/>
+          </w:tcPr>
+          <w:p>
+            <w:r>
               <w:t>Megengedett képtípusok</w:t>
             </w:r>
           </w:p>
@@ -872,6 +908,28 @@
           <w:p>
             <w:r>
               <w:t>RGB, szürkeárnyalatos, fekete-fehér, CMYK</w:t>
+            </w:r>
+          </w:p>
+        </w:tc>
+      </w:tr>
+      <w:tr>
+        <w:tc>
+          <w:tcPr>
+            <w:tcW w:type="dxa" w:w="4000"/>
+          </w:tcPr>
+          <w:p>
+            <w:r>
+              <w:t>Progresszív JPEG megengedett</w:t>
+            </w:r>
+          </w:p>
+        </w:tc>
+        <w:tc>
+          <w:tcPr>
+            <w:tcW w:type="dxa" w:w="5400"/>
+          </w:tcPr>
+          <w:p>
+            <w:r>
+              <w:t>nem (kikapcsolva)</w:t>
             </w:r>
           </w:p>
         </w:tc>
@@ -2005,7 +2063,33 @@
           <w:rFonts w:ascii="Consolas" w:hAnsi="Consolas" w:eastAsia="Consolas"/>
           <w:sz w:val="19"/>
         </w:rPr>
-        <w:t xml:space="preserve">  "allowed_types": ["RGB", "greyscale", "B&amp;W", "CMYK"]</w:t>
+        <w:t xml:space="preserve">  "max_dpi": 600.0,</w:t>
+      </w:r>
+    </w:p>
+    <w:p>
+      <w:pPr>
+        <w:spacing w:after="0"/>
+        <w:ind w:left="360"/>
+      </w:pPr>
+      <w:r>
+        <w:rPr>
+          <w:rFonts w:ascii="Consolas" w:hAnsi="Consolas" w:eastAsia="Consolas"/>
+          <w:sz w:val="19"/>
+        </w:rPr>
+        <w:t xml:space="preserve">  "allowed_types": ["RGB", "greyscale", "B&amp;W", "CMYK"],</w:t>
+      </w:r>
+    </w:p>
+    <w:p>
+      <w:pPr>
+        <w:spacing w:after="0"/>
+        <w:ind w:left="360"/>
+      </w:pPr>
+      <w:r>
+        <w:rPr>
+          <w:rFonts w:ascii="Consolas" w:hAnsi="Consolas" w:eastAsia="Consolas"/>
+          <w:sz w:val="19"/>
+        </w:rPr>
+        <w:t xml:space="preserve">  "allow_progressive_jpeg": false</w:t>
       </w:r>
     </w:p>
     <w:p>
@@ -2284,6 +2368,38 @@
           </w:tcPr>
           <w:p>
             <w:r>
+              <w:t>max_dpi</w:t>
+            </w:r>
+          </w:p>
+        </w:tc>
+        <w:tc>
+          <w:tcPr>
+            <w:tcW w:type="dxa" w:w="3600"/>
+          </w:tcPr>
+          <w:p>
+            <w:r>
+              <w:t>Legnagyobb felbontás (DPI)</w:t>
+            </w:r>
+          </w:p>
+        </w:tc>
+        <w:tc>
+          <w:tcPr>
+            <w:tcW w:type="dxa" w:w="3400"/>
+          </w:tcPr>
+          <w:p>
+            <w:r>
+              <w:t>600.0</w:t>
+            </w:r>
+          </w:p>
+        </w:tc>
+      </w:tr>
+      <w:tr>
+        <w:tc>
+          <w:tcPr>
+            <w:tcW w:type="dxa" w:w="2400"/>
+          </w:tcPr>
+          <w:p>
+            <w:r>
               <w:t>allowed_types</w:t>
             </w:r>
           </w:p>
@@ -2305,6 +2421,38 @@
           <w:p>
             <w:r>
               <w:t>["RGB", "greyscale", "B&amp;W", "CMYK"]</w:t>
+            </w:r>
+          </w:p>
+        </w:tc>
+      </w:tr>
+      <w:tr>
+        <w:tc>
+          <w:tcPr>
+            <w:tcW w:type="dxa" w:w="2400"/>
+          </w:tcPr>
+          <w:p>
+            <w:r>
+              <w:t>allow_progressive_jpeg</w:t>
+            </w:r>
+          </w:p>
+        </w:tc>
+        <w:tc>
+          <w:tcPr>
+            <w:tcW w:type="dxa" w:w="3600"/>
+          </w:tcPr>
+          <w:p>
+            <w:r>
+              <w:t>Progresszív JPEG megengedett</w:t>
+            </w:r>
+          </w:p>
+        </w:tc>
+        <w:tc>
+          <w:tcPr>
+            <w:tcW w:type="dxa" w:w="3400"/>
+          </w:tcPr>
+          <w:p>
+            <w:r>
+              <w:t>false (true = megengedett)</w:t>
             </w:r>
           </w:p>
         </w:tc>

--- a/docs/TrademarkImage_Felhasznaloi_kezikonyv_HU.docx
+++ b/docs/TrademarkImage_Felhasznaloi_kezikonyv_HU.docx
@@ -145,6 +145,28 @@
                 <w:b/>
               </w:rPr>
               <w:t>Leírás</w:t>
+            </w:r>
+          </w:p>
+        </w:tc>
+      </w:tr>
+      <w:tr>
+        <w:tc>
+          <w:tcPr>
+            <w:tcW w:type="dxa" w:w="2600"/>
+          </w:tcPr>
+          <w:p>
+            <w:r>
+              <w:t>Névjegy (bal felső sarok)</w:t>
+            </w:r>
+          </w:p>
+        </w:tc>
+        <w:tc>
+          <w:tcPr>
+            <w:tcW w:type="dxa" w:w="6800"/>
+          </w:tcPr>
+          <w:p>
+            <w:r>
+              <w:t>Megjeleníti a program verziószámát, a szerzői jogot és a forráskód címét (a cím kattintható).</w:t>
             </w:r>
           </w:p>
         </w:tc>
@@ -1605,7 +1627,7 @@
           </w:tcPr>
           <w:p>
             <w:r>
-              <w:t>Megjeleníti a program verziószámát.</w:t>
+              <w:t>Megjeleníti a verzióablakot (ugyanazt, mint a Névjegy gomb).</w:t>
             </w:r>
           </w:p>
         </w:tc>
@@ -1633,7 +1655,7 @@
         <w:pStyle w:val="ListBullet"/>
       </w:pPr>
       <w:r>
-        <w:t>A súgó egy külön ablakban, a verziószám egy üzenetablakban jelenik meg; ezután a program kilép.</w:t>
+        <w:t>A súgó egy külön ablakban, a verziószám a Névjegy ablakban jelenik meg; ezután a program kilép.</w:t>
       </w:r>
     </w:p>
     <w:p>

--- a/docs/TrademarkImage_Felhasznaloi_kezikonyv_HU.docx
+++ b/docs/TrademarkImage_Felhasznaloi_kezikonyv_HU.docx
@@ -1639,7 +1639,15 @@
         <w:pStyle w:val="ListBullet"/>
       </w:pPr>
       <w:r>
-        <w:t>Az érték egyenlőségjellel is megadható (pl. --lang=en). A szóközt tartalmazó fájlneveket tegye idézőjelek közé.</w:t>
+        <w:t>Az érték szóközzel vagy egyenlőségjellel adható meg; az egyenlőségjel körül szóköz is lehet: --lang en, --lang=en, --lang = en. A szóközt tartalmazó fájlneveket tegye idézőjelek közé.</w:t>
+      </w:r>
+    </w:p>
+    <w:p>
+      <w:pPr>
+        <w:pStyle w:val="ListBullet"/>
+      </w:pPr>
+      <w:r>
+        <w:t>A paraméterek nevében a kis- és nagybetű nem számít (--LANG=en is jó).</w:t>
       </w:r>
     </w:p>
     <w:p>
